--- a/Optimalisasi-dan-Automasi/Modul-Word/Modul-9-Optimasi-Non-Linear-Gradient-dan-Constraint-Handling.docx
+++ b/Optimalisasi-dan-Automasi/Modul-Word/Modul-9-Optimasi-Non-Linear-Gradient-dan-Constraint-Handling.docx
@@ -468,7 +468,7 @@
                                 <w:szCs w:val="20"/>
                                 <w:lang w:val="fi-FI"/>
                               </w:rPr>
-                              <w:t xml:space="preserve">Sub-CPMK 3.1 – Mampu menerapkan algoritma optimasi (linear, non-linear, dan metaheuristik) untuk penyelesaian masalah rekayasa</w:t>
+                              <w:t xml:space="preserve">Sub-CPMK 3.3 – Mampu menggunakan teknologi 4.0 untuk mengoptimalkan sistem otomasi</w:t>
                             </w:r>
                             <w:r>
                               <w:rPr>
@@ -523,7 +523,7 @@
                           <w:szCs w:val="20"/>
                           <w:lang w:val="fi-FI"/>
                         </w:rPr>
-                        <w:t xml:space="preserve">Sub-CPMK 3.1 – Mampu menerapkan algoritma optimasi (linear, non-linear, dan metaheuristik) untuk penyelesaian masalah rekayasa</w:t>
+                        <w:t xml:space="preserve">Sub-CPMK 3.3 – Mampu menggunakan teknologi 4.0 untuk mengoptimalkan sistem otomasi</w:t>
                       </w:r>
                       <w:r>
                         <w:rPr>
@@ -2767,16 +2767,16 @@
           <w:i w:val="0"/>
           <w:sz w:val="22"/>
         </w:rPr>
-        <w:t xml:space="preserve">Sub-CPMK 3.1: </w:t>
-      </w:r>
-      <w:r>
-        <w:rPr>
-          <w:rFonts w:ascii="Arial" w:hAnsi="Arial" w:cs="Arial"/>
-          <w:b w:val="0"/>
-          <w:i w:val="0"/>
-          <w:sz w:val="22"/>
-        </w:rPr>
-        <w:t>Mampu menerapkan algoritma optimasi (linear, non-linear, dan metaheuristik) untuk penyelesaian masalah rekayasa, yaitu menerapkan metode gradient-based dan constraint handling untuk masalah optimasi non-linier di teknik mesin (CPMK 3).</w:t>
+        <w:t xml:space="preserve">Sub-CPMK 3.3: </w:t>
+      </w:r>
+      <w:r>
+        <w:rPr>
+          <w:rFonts w:ascii="Arial" w:hAnsi="Arial" w:cs="Arial"/>
+          <w:b w:val="0"/>
+          <w:i w:val="0"/>
+          <w:sz w:val="22"/>
+        </w:rPr>
+        <w:t>Mampu menggunakan teknologi 4.0 untuk mengoptimalkan sistem otomasi, yaitu menerapkan metode gradient-based dan constraint handling (scipy.optimize) sebagai teknologi komputasi 4.0 untuk mengoptimalkan parameter desain sistem otomasi non-linier (CPMK 3).</w:t>
       </w:r>
     </w:p>
     <w:p>

--- a/Optimalisasi-dan-Automasi/Modul-Word/Modul-9-Optimasi-Non-Linear-Gradient-dan-Constraint-Handling.docx
+++ b/Optimalisasi-dan-Automasi/Modul-Word/Modul-9-Optimasi-Non-Linear-Gradient-dan-Constraint-Handling.docx
@@ -2667,7 +2667,7 @@
       <w:r>
         <w:drawing>
           <wp:inline xmlns:a="http://schemas.openxmlformats.org/drawingml/2006/main" xmlns:pic="http://schemas.openxmlformats.org/drawingml/2006/picture">
-            <wp:extent cx="6912032" cy="1936865"/>
+            <wp:extent cx="5472000" cy="1533344"/>
             <wp:docPr id="1858245148" name="Picture 1858245148"/>
             <wp:cNvGraphicFramePr>
               <a:graphicFrameLocks noChangeAspect="1"/>
@@ -2688,7 +2688,7 @@
                   <pic:spPr>
                     <a:xfrm>
                       <a:off x="0" y="0"/>
-                      <a:ext cx="6912032" cy="1936865"/>
+                      <a:ext cx="5472000" cy="1533344"/>
                     </a:xfrm>
                     <a:prstGeom prst="rect"/>
                   </pic:spPr>
@@ -2923,7 +2923,7 @@
       <w:r>
         <w:drawing>
           <wp:inline xmlns:a="http://schemas.openxmlformats.org/drawingml/2006/main" xmlns:pic="http://schemas.openxmlformats.org/drawingml/2006/picture">
-            <wp:extent cx="7144789" cy="5503025"/>
+            <wp:extent cx="5472000" cy="4214618"/>
             <wp:docPr id="1858245149" name="Picture 1858245149"/>
             <wp:cNvGraphicFramePr>
               <a:graphicFrameLocks noChangeAspect="1"/>
@@ -2944,7 +2944,7 @@
                   <pic:spPr>
                     <a:xfrm>
                       <a:off x="0" y="0"/>
-                      <a:ext cx="7144789" cy="5503025"/>
+                      <a:ext cx="5472000" cy="4214618"/>
                     </a:xfrm>
                     <a:prstGeom prst="rect"/>
                   </pic:spPr>
@@ -3082,7 +3082,7 @@
       <w:r>
         <w:drawing>
           <wp:inline xmlns:a="http://schemas.openxmlformats.org/drawingml/2006/main" xmlns:pic="http://schemas.openxmlformats.org/drawingml/2006/picture">
-            <wp:extent cx="7697585" cy="4039985"/>
+            <wp:extent cx="5472000" cy="2871913"/>
             <wp:docPr id="1858245150" name="Picture 1858245150"/>
             <wp:cNvGraphicFramePr>
               <a:graphicFrameLocks noChangeAspect="1"/>
@@ -3103,7 +3103,7 @@
                   <pic:spPr>
                     <a:xfrm>
                       <a:off x="0" y="0"/>
-                      <a:ext cx="7697585" cy="4039985"/>
+                      <a:ext cx="5472000" cy="2871913"/>
                     </a:xfrm>
                     <a:prstGeom prst="rect"/>
                   </pic:spPr>
@@ -4753,7 +4753,7 @@
       <w:r>
         <w:drawing>
           <wp:inline xmlns:a="http://schemas.openxmlformats.org/drawingml/2006/main" xmlns:pic="http://schemas.openxmlformats.org/drawingml/2006/picture">
-            <wp:extent cx="6043352" cy="5685905"/>
+            <wp:extent cx="4782894" cy="4499999"/>
             <wp:docPr id="1858245151" name="Picture 1858245151"/>
             <wp:cNvGraphicFramePr>
               <a:graphicFrameLocks noChangeAspect="1"/>
@@ -4774,7 +4774,7 @@
                   <pic:spPr>
                     <a:xfrm>
                       <a:off x="0" y="0"/>
-                      <a:ext cx="6043352" cy="5685905"/>
+                      <a:ext cx="4782894" cy="4499999"/>
                     </a:xfrm>
                     <a:prstGeom prst="rect"/>
                   </pic:spPr>
@@ -5335,7 +5335,7 @@
       <w:r>
         <w:drawing>
           <wp:inline xmlns:a="http://schemas.openxmlformats.org/drawingml/2006/main" xmlns:pic="http://schemas.openxmlformats.org/drawingml/2006/picture">
-            <wp:extent cx="7331825" cy="5503025"/>
+            <wp:extent cx="5472000" cy="4107102"/>
             <wp:docPr id="1858245152" name="Picture 1858245152"/>
             <wp:cNvGraphicFramePr>
               <a:graphicFrameLocks noChangeAspect="1"/>
@@ -5356,7 +5356,7 @@
                   <pic:spPr>
                     <a:xfrm>
                       <a:off x="0" y="0"/>
-                      <a:ext cx="7331825" cy="5503025"/>
+                      <a:ext cx="5472000" cy="4107102"/>
                     </a:xfrm>
                     <a:prstGeom prst="rect"/>
                   </pic:spPr>
@@ -5539,7 +5539,7 @@
       <w:r>
         <w:drawing>
           <wp:inline xmlns:a="http://schemas.openxmlformats.org/drawingml/2006/main" xmlns:pic="http://schemas.openxmlformats.org/drawingml/2006/picture">
-            <wp:extent cx="8246225" cy="3304309"/>
+            <wp:extent cx="5472000" cy="2192661"/>
             <wp:docPr id="1858245153" name="Picture 1858245153"/>
             <wp:cNvGraphicFramePr>
               <a:graphicFrameLocks noChangeAspect="1"/>
@@ -5560,7 +5560,7 @@
                   <pic:spPr>
                     <a:xfrm>
                       <a:off x="0" y="0"/>
-                      <a:ext cx="8246225" cy="3304309"/>
+                      <a:ext cx="5472000" cy="2192661"/>
                     </a:xfrm>
                     <a:prstGeom prst="rect"/>
                   </pic:spPr>
@@ -5635,7 +5635,7 @@
       <w:r>
         <w:drawing>
           <wp:inline xmlns:a="http://schemas.openxmlformats.org/drawingml/2006/main" xmlns:pic="http://schemas.openxmlformats.org/drawingml/2006/picture">
-            <wp:extent cx="7701741" cy="4039985"/>
+            <wp:extent cx="5472000" cy="2870364"/>
             <wp:docPr id="1858245154" name="Picture 1858245154"/>
             <wp:cNvGraphicFramePr>
               <a:graphicFrameLocks noChangeAspect="1"/>
@@ -5656,7 +5656,7 @@
                   <pic:spPr>
                     <a:xfrm>
                       <a:off x="0" y="0"/>
-                      <a:ext cx="7701741" cy="4039985"/>
+                      <a:ext cx="5472000" cy="2870364"/>
                     </a:xfrm>
                     <a:prstGeom prst="rect"/>
                   </pic:spPr>
@@ -5745,7 +5745,7 @@
       <w:r>
         <w:drawing>
           <wp:inline xmlns:a="http://schemas.openxmlformats.org/drawingml/2006/main" xmlns:pic="http://schemas.openxmlformats.org/drawingml/2006/picture">
-            <wp:extent cx="4060767" cy="5469774"/>
+            <wp:extent cx="3340805" cy="4499999"/>
             <wp:docPr id="1858245155" name="Picture 1858245155"/>
             <wp:cNvGraphicFramePr>
               <a:graphicFrameLocks noChangeAspect="1"/>
@@ -5766,7 +5766,7 @@
                   <pic:spPr>
                     <a:xfrm>
                       <a:off x="0" y="0"/>
-                      <a:ext cx="4060767" cy="5469774"/>
+                      <a:ext cx="3340805" cy="4499999"/>
                     </a:xfrm>
                     <a:prstGeom prst="rect"/>
                   </pic:spPr>

--- a/Optimalisasi-dan-Automasi/Modul-Word/Modul-9-Optimasi-Non-Linear-Gradient-dan-Constraint-Handling.docx
+++ b/Optimalisasi-dan-Automasi/Modul-Word/Modul-9-Optimasi-Non-Linear-Gradient-dan-Constraint-Handling.docx
@@ -2923,7 +2923,7 @@
       <w:r>
         <w:drawing>
           <wp:inline xmlns:a="http://schemas.openxmlformats.org/drawingml/2006/main" xmlns:pic="http://schemas.openxmlformats.org/drawingml/2006/picture">
-            <wp:extent cx="5472000" cy="4214618"/>
+            <wp:extent cx="4674018" cy="3600000"/>
             <wp:docPr id="1858245149" name="Picture 1858245149"/>
             <wp:cNvGraphicFramePr>
               <a:graphicFrameLocks noChangeAspect="1"/>
@@ -2944,7 +2944,7 @@
                   <pic:spPr>
                     <a:xfrm>
                       <a:off x="0" y="0"/>
-                      <a:ext cx="5472000" cy="4214618"/>
+                      <a:ext cx="4674018" cy="3600000"/>
                     </a:xfrm>
                     <a:prstGeom prst="rect"/>
                   </pic:spPr>
@@ -3280,12 +3280,18 @@
         <w:tc>
           <w:tcPr>
             <w:tcW w:type="dxa" w:w="1757"/>
+            <w:tcMar>
+              <w:top w:w="40" w:type="dxa"/>
+              <w:bottom w:w="40" w:type="dxa"/>
+              <w:left w:w="100" w:type="dxa"/>
+              <w:right w:w="100" w:type="dxa"/>
+            </w:tcMar>
             <w:shd w:val="clear" w:fill="DCE4F1"/>
           </w:tcPr>
           <w:p>
             <w:pPr>
               <w:keepNext/>
-              <w:spacing w:after="0"/>
+              <w:spacing w:line="240" w:lineRule="auto" w:before="0" w:after="0"/>
             </w:pPr>
             <w:r>
               <w:rPr>
@@ -3301,12 +3307,18 @@
         <w:tc>
           <w:tcPr>
             <w:tcW w:type="dxa" w:w="1757"/>
+            <w:tcMar>
+              <w:top w:w="40" w:type="dxa"/>
+              <w:bottom w:w="40" w:type="dxa"/>
+              <w:left w:w="100" w:type="dxa"/>
+              <w:right w:w="100" w:type="dxa"/>
+            </w:tcMar>
             <w:shd w:val="clear" w:fill="DCE4F1"/>
           </w:tcPr>
           <w:p>
             <w:pPr>
               <w:keepNext/>
-              <w:spacing w:after="0"/>
+              <w:spacing w:line="240" w:lineRule="auto" w:before="0" w:after="0"/>
             </w:pPr>
             <w:r>
               <w:rPr>
@@ -3322,12 +3334,18 @@
         <w:tc>
           <w:tcPr>
             <w:tcW w:type="dxa" w:w="1757"/>
+            <w:tcMar>
+              <w:top w:w="40" w:type="dxa"/>
+              <w:bottom w:w="40" w:type="dxa"/>
+              <w:left w:w="100" w:type="dxa"/>
+              <w:right w:w="100" w:type="dxa"/>
+            </w:tcMar>
             <w:shd w:val="clear" w:fill="DCE4F1"/>
           </w:tcPr>
           <w:p>
             <w:pPr>
               <w:keepNext/>
-              <w:spacing w:after="0"/>
+              <w:spacing w:line="240" w:lineRule="auto" w:before="0" w:after="0"/>
             </w:pPr>
             <w:r>
               <w:rPr>
@@ -3343,12 +3361,18 @@
         <w:tc>
           <w:tcPr>
             <w:tcW w:type="dxa" w:w="1757"/>
+            <w:tcMar>
+              <w:top w:w="40" w:type="dxa"/>
+              <w:bottom w:w="40" w:type="dxa"/>
+              <w:left w:w="100" w:type="dxa"/>
+              <w:right w:w="100" w:type="dxa"/>
+            </w:tcMar>
             <w:shd w:val="clear" w:fill="DCE4F1"/>
           </w:tcPr>
           <w:p>
             <w:pPr>
               <w:keepNext/>
-              <w:spacing w:after="0"/>
+              <w:spacing w:line="240" w:lineRule="auto" w:before="0" w:after="0"/>
             </w:pPr>
             <w:r>
               <w:rPr>
@@ -3364,12 +3388,18 @@
         <w:tc>
           <w:tcPr>
             <w:tcW w:type="dxa" w:w="1757"/>
+            <w:tcMar>
+              <w:top w:w="40" w:type="dxa"/>
+              <w:bottom w:w="40" w:type="dxa"/>
+              <w:left w:w="100" w:type="dxa"/>
+              <w:right w:w="100" w:type="dxa"/>
+            </w:tcMar>
             <w:shd w:val="clear" w:fill="DCE4F1"/>
           </w:tcPr>
           <w:p>
             <w:pPr>
               <w:keepNext/>
-              <w:spacing w:after="0"/>
+              <w:spacing w:line="240" w:lineRule="auto" w:before="0" w:after="0"/>
             </w:pPr>
             <w:r>
               <w:rPr>
@@ -3390,11 +3420,17 @@
         <w:tc>
           <w:tcPr>
             <w:tcW w:type="dxa" w:w="1757"/>
+            <w:tcMar>
+              <w:top w:w="40" w:type="dxa"/>
+              <w:bottom w:w="40" w:type="dxa"/>
+              <w:left w:w="100" w:type="dxa"/>
+              <w:right w:w="100" w:type="dxa"/>
+            </w:tcMar>
           </w:tcPr>
           <w:p>
             <w:pPr>
               <w:keepNext/>
-              <w:spacing w:after="0"/>
+              <w:spacing w:line="240" w:lineRule="auto" w:before="0" w:after="0"/>
             </w:pPr>
             <w:r>
               <w:rPr>
@@ -3410,11 +3446,17 @@
         <w:tc>
           <w:tcPr>
             <w:tcW w:type="dxa" w:w="1757"/>
+            <w:tcMar>
+              <w:top w:w="40" w:type="dxa"/>
+              <w:bottom w:w="40" w:type="dxa"/>
+              <w:left w:w="100" w:type="dxa"/>
+              <w:right w:w="100" w:type="dxa"/>
+            </w:tcMar>
           </w:tcPr>
           <w:p>
             <w:pPr>
               <w:keepNext/>
-              <w:spacing w:after="0"/>
+              <w:spacing w:line="240" w:lineRule="auto" w:before="0" w:after="0"/>
             </w:pPr>
             <w:r>
               <w:rPr>
@@ -3430,11 +3472,17 @@
         <w:tc>
           <w:tcPr>
             <w:tcW w:type="dxa" w:w="1757"/>
+            <w:tcMar>
+              <w:top w:w="40" w:type="dxa"/>
+              <w:bottom w:w="40" w:type="dxa"/>
+              <w:left w:w="100" w:type="dxa"/>
+              <w:right w:w="100" w:type="dxa"/>
+            </w:tcMar>
           </w:tcPr>
           <w:p>
             <w:pPr>
               <w:keepNext/>
-              <w:spacing w:after="0"/>
+              <w:spacing w:line="240" w:lineRule="auto" w:before="0" w:after="0"/>
             </w:pPr>
             <w:r>
               <w:rPr>
@@ -3450,11 +3498,17 @@
         <w:tc>
           <w:tcPr>
             <w:tcW w:type="dxa" w:w="1757"/>
+            <w:tcMar>
+              <w:top w:w="40" w:type="dxa"/>
+              <w:bottom w:w="40" w:type="dxa"/>
+              <w:left w:w="100" w:type="dxa"/>
+              <w:right w:w="100" w:type="dxa"/>
+            </w:tcMar>
           </w:tcPr>
           <w:p>
             <w:pPr>
               <w:keepNext/>
-              <w:spacing w:after="0"/>
+              <w:spacing w:line="240" w:lineRule="auto" w:before="0" w:after="0"/>
             </w:pPr>
             <w:r>
               <w:rPr>
@@ -3470,11 +3524,17 @@
         <w:tc>
           <w:tcPr>
             <w:tcW w:type="dxa" w:w="1757"/>
+            <w:tcMar>
+              <w:top w:w="40" w:type="dxa"/>
+              <w:bottom w:w="40" w:type="dxa"/>
+              <w:left w:w="100" w:type="dxa"/>
+              <w:right w:w="100" w:type="dxa"/>
+            </w:tcMar>
           </w:tcPr>
           <w:p>
             <w:pPr>
               <w:keepNext/>
-              <w:spacing w:after="0"/>
+              <w:spacing w:line="240" w:lineRule="auto" w:before="0" w:after="0"/>
             </w:pPr>
             <w:r>
               <w:rPr>
@@ -3495,11 +3555,17 @@
         <w:tc>
           <w:tcPr>
             <w:tcW w:type="dxa" w:w="1757"/>
+            <w:tcMar>
+              <w:top w:w="40" w:type="dxa"/>
+              <w:bottom w:w="40" w:type="dxa"/>
+              <w:left w:w="100" w:type="dxa"/>
+              <w:right w:w="100" w:type="dxa"/>
+            </w:tcMar>
           </w:tcPr>
           <w:p>
             <w:pPr>
               <w:keepNext/>
-              <w:spacing w:after="0"/>
+              <w:spacing w:line="240" w:lineRule="auto" w:before="0" w:after="0"/>
             </w:pPr>
             <w:r>
               <w:rPr>
@@ -3515,11 +3581,17 @@
         <w:tc>
           <w:tcPr>
             <w:tcW w:type="dxa" w:w="1757"/>
+            <w:tcMar>
+              <w:top w:w="40" w:type="dxa"/>
+              <w:bottom w:w="40" w:type="dxa"/>
+              <w:left w:w="100" w:type="dxa"/>
+              <w:right w:w="100" w:type="dxa"/>
+            </w:tcMar>
           </w:tcPr>
           <w:p>
             <w:pPr>
               <w:keepNext/>
-              <w:spacing w:after="0"/>
+              <w:spacing w:line="240" w:lineRule="auto" w:before="0" w:after="0"/>
             </w:pPr>
             <w:r>
               <w:rPr>
@@ -3535,11 +3607,17 @@
         <w:tc>
           <w:tcPr>
             <w:tcW w:type="dxa" w:w="1757"/>
+            <w:tcMar>
+              <w:top w:w="40" w:type="dxa"/>
+              <w:bottom w:w="40" w:type="dxa"/>
+              <w:left w:w="100" w:type="dxa"/>
+              <w:right w:w="100" w:type="dxa"/>
+            </w:tcMar>
           </w:tcPr>
           <w:p>
             <w:pPr>
               <w:keepNext/>
-              <w:spacing w:after="0"/>
+              <w:spacing w:line="240" w:lineRule="auto" w:before="0" w:after="0"/>
             </w:pPr>
             <w:r>
               <w:rPr>
@@ -3555,11 +3633,17 @@
         <w:tc>
           <w:tcPr>
             <w:tcW w:type="dxa" w:w="1757"/>
+            <w:tcMar>
+              <w:top w:w="40" w:type="dxa"/>
+              <w:bottom w:w="40" w:type="dxa"/>
+              <w:left w:w="100" w:type="dxa"/>
+              <w:right w:w="100" w:type="dxa"/>
+            </w:tcMar>
           </w:tcPr>
           <w:p>
             <w:pPr>
               <w:keepNext/>
-              <w:spacing w:after="0"/>
+              <w:spacing w:line="240" w:lineRule="auto" w:before="0" w:after="0"/>
             </w:pPr>
             <w:r>
               <w:rPr>
@@ -3575,11 +3659,17 @@
         <w:tc>
           <w:tcPr>
             <w:tcW w:type="dxa" w:w="1757"/>
+            <w:tcMar>
+              <w:top w:w="40" w:type="dxa"/>
+              <w:bottom w:w="40" w:type="dxa"/>
+              <w:left w:w="100" w:type="dxa"/>
+              <w:right w:w="100" w:type="dxa"/>
+            </w:tcMar>
           </w:tcPr>
           <w:p>
             <w:pPr>
               <w:keepNext/>
-              <w:spacing w:after="0"/>
+              <w:spacing w:line="240" w:lineRule="auto" w:before="0" w:after="0"/>
             </w:pPr>
             <w:r>
               <w:rPr>
@@ -3600,11 +3690,17 @@
         <w:tc>
           <w:tcPr>
             <w:tcW w:type="dxa" w:w="1757"/>
+            <w:tcMar>
+              <w:top w:w="40" w:type="dxa"/>
+              <w:bottom w:w="40" w:type="dxa"/>
+              <w:left w:w="100" w:type="dxa"/>
+              <w:right w:w="100" w:type="dxa"/>
+            </w:tcMar>
           </w:tcPr>
           <w:p>
             <w:pPr>
               <w:keepNext/>
-              <w:spacing w:after="0"/>
+              <w:spacing w:line="240" w:lineRule="auto" w:before="0" w:after="0"/>
             </w:pPr>
             <w:r>
               <w:rPr>
@@ -3620,11 +3716,17 @@
         <w:tc>
           <w:tcPr>
             <w:tcW w:type="dxa" w:w="1757"/>
+            <w:tcMar>
+              <w:top w:w="40" w:type="dxa"/>
+              <w:bottom w:w="40" w:type="dxa"/>
+              <w:left w:w="100" w:type="dxa"/>
+              <w:right w:w="100" w:type="dxa"/>
+            </w:tcMar>
           </w:tcPr>
           <w:p>
             <w:pPr>
               <w:keepNext/>
-              <w:spacing w:after="0"/>
+              <w:spacing w:line="240" w:lineRule="auto" w:before="0" w:after="0"/>
             </w:pPr>
             <w:r>
               <w:rPr>
@@ -3640,11 +3742,17 @@
         <w:tc>
           <w:tcPr>
             <w:tcW w:type="dxa" w:w="1757"/>
+            <w:tcMar>
+              <w:top w:w="40" w:type="dxa"/>
+              <w:bottom w:w="40" w:type="dxa"/>
+              <w:left w:w="100" w:type="dxa"/>
+              <w:right w:w="100" w:type="dxa"/>
+            </w:tcMar>
           </w:tcPr>
           <w:p>
             <w:pPr>
               <w:keepNext/>
-              <w:spacing w:after="0"/>
+              <w:spacing w:line="240" w:lineRule="auto" w:before="0" w:after="0"/>
             </w:pPr>
             <w:r>
               <w:rPr>
@@ -3660,11 +3768,17 @@
         <w:tc>
           <w:tcPr>
             <w:tcW w:type="dxa" w:w="1757"/>
+            <w:tcMar>
+              <w:top w:w="40" w:type="dxa"/>
+              <w:bottom w:w="40" w:type="dxa"/>
+              <w:left w:w="100" w:type="dxa"/>
+              <w:right w:w="100" w:type="dxa"/>
+            </w:tcMar>
           </w:tcPr>
           <w:p>
             <w:pPr>
               <w:keepNext/>
-              <w:spacing w:after="0"/>
+              <w:spacing w:line="240" w:lineRule="auto" w:before="0" w:after="0"/>
             </w:pPr>
             <w:r>
               <w:rPr>
@@ -3680,11 +3794,17 @@
         <w:tc>
           <w:tcPr>
             <w:tcW w:type="dxa" w:w="1757"/>
+            <w:tcMar>
+              <w:top w:w="40" w:type="dxa"/>
+              <w:bottom w:w="40" w:type="dxa"/>
+              <w:left w:w="100" w:type="dxa"/>
+              <w:right w:w="100" w:type="dxa"/>
+            </w:tcMar>
           </w:tcPr>
           <w:p>
             <w:pPr>
               <w:keepNext/>
-              <w:spacing w:after="0"/>
+              <w:spacing w:line="240" w:lineRule="auto" w:before="0" w:after="0"/>
             </w:pPr>
             <w:r>
               <w:rPr>
@@ -3705,11 +3825,17 @@
         <w:tc>
           <w:tcPr>
             <w:tcW w:type="dxa" w:w="1757"/>
+            <w:tcMar>
+              <w:top w:w="40" w:type="dxa"/>
+              <w:bottom w:w="40" w:type="dxa"/>
+              <w:left w:w="100" w:type="dxa"/>
+              <w:right w:w="100" w:type="dxa"/>
+            </w:tcMar>
           </w:tcPr>
           <w:p>
             <w:pPr>
               <w:keepNext/>
-              <w:spacing w:after="0"/>
+              <w:spacing w:line="240" w:lineRule="auto" w:before="0" w:after="0"/>
             </w:pPr>
             <w:r>
               <w:rPr>
@@ -3725,11 +3851,17 @@
         <w:tc>
           <w:tcPr>
             <w:tcW w:type="dxa" w:w="1757"/>
+            <w:tcMar>
+              <w:top w:w="40" w:type="dxa"/>
+              <w:bottom w:w="40" w:type="dxa"/>
+              <w:left w:w="100" w:type="dxa"/>
+              <w:right w:w="100" w:type="dxa"/>
+            </w:tcMar>
           </w:tcPr>
           <w:p>
             <w:pPr>
               <w:keepNext/>
-              <w:spacing w:after="0"/>
+              <w:spacing w:line="240" w:lineRule="auto" w:before="0" w:after="0"/>
             </w:pPr>
             <w:r>
               <w:rPr>
@@ -3745,11 +3877,17 @@
         <w:tc>
           <w:tcPr>
             <w:tcW w:type="dxa" w:w="1757"/>
+            <w:tcMar>
+              <w:top w:w="40" w:type="dxa"/>
+              <w:bottom w:w="40" w:type="dxa"/>
+              <w:left w:w="100" w:type="dxa"/>
+              <w:right w:w="100" w:type="dxa"/>
+            </w:tcMar>
           </w:tcPr>
           <w:p>
             <w:pPr>
               <w:keepNext/>
-              <w:spacing w:after="0"/>
+              <w:spacing w:line="240" w:lineRule="auto" w:before="0" w:after="0"/>
             </w:pPr>
             <w:r>
               <w:rPr>
@@ -3765,11 +3903,17 @@
         <w:tc>
           <w:tcPr>
             <w:tcW w:type="dxa" w:w="1757"/>
+            <w:tcMar>
+              <w:top w:w="40" w:type="dxa"/>
+              <w:bottom w:w="40" w:type="dxa"/>
+              <w:left w:w="100" w:type="dxa"/>
+              <w:right w:w="100" w:type="dxa"/>
+            </w:tcMar>
           </w:tcPr>
           <w:p>
             <w:pPr>
               <w:keepNext/>
-              <w:spacing w:after="0"/>
+              <w:spacing w:line="240" w:lineRule="auto" w:before="0" w:after="0"/>
             </w:pPr>
             <w:r>
               <w:rPr>
@@ -3785,11 +3929,17 @@
         <w:tc>
           <w:tcPr>
             <w:tcW w:type="dxa" w:w="1757"/>
+            <w:tcMar>
+              <w:top w:w="40" w:type="dxa"/>
+              <w:bottom w:w="40" w:type="dxa"/>
+              <w:left w:w="100" w:type="dxa"/>
+              <w:right w:w="100" w:type="dxa"/>
+            </w:tcMar>
           </w:tcPr>
           <w:p>
             <w:pPr>
               <w:keepNext/>
-              <w:spacing w:after="0"/>
+              <w:spacing w:line="240" w:lineRule="auto" w:before="0" w:after="0"/>
             </w:pPr>
             <w:r>
               <w:rPr>
@@ -3810,10 +3960,16 @@
         <w:tc>
           <w:tcPr>
             <w:tcW w:type="dxa" w:w="1757"/>
+            <w:tcMar>
+              <w:top w:w="40" w:type="dxa"/>
+              <w:bottom w:w="40" w:type="dxa"/>
+              <w:left w:w="100" w:type="dxa"/>
+              <w:right w:w="100" w:type="dxa"/>
+            </w:tcMar>
           </w:tcPr>
           <w:p>
             <w:pPr>
-              <w:spacing w:after="0"/>
+              <w:spacing w:line="240" w:lineRule="auto" w:before="0" w:after="0"/>
             </w:pPr>
             <w:r>
               <w:rPr>
@@ -3829,10 +3985,16 @@
         <w:tc>
           <w:tcPr>
             <w:tcW w:type="dxa" w:w="1757"/>
+            <w:tcMar>
+              <w:top w:w="40" w:type="dxa"/>
+              <w:bottom w:w="40" w:type="dxa"/>
+              <w:left w:w="100" w:type="dxa"/>
+              <w:right w:w="100" w:type="dxa"/>
+            </w:tcMar>
           </w:tcPr>
           <w:p>
             <w:pPr>
-              <w:spacing w:after="0"/>
+              <w:spacing w:line="240" w:lineRule="auto" w:before="0" w:after="0"/>
             </w:pPr>
             <w:r>
               <w:rPr>
@@ -3848,10 +4010,16 @@
         <w:tc>
           <w:tcPr>
             <w:tcW w:type="dxa" w:w="1757"/>
+            <w:tcMar>
+              <w:top w:w="40" w:type="dxa"/>
+              <w:bottom w:w="40" w:type="dxa"/>
+              <w:left w:w="100" w:type="dxa"/>
+              <w:right w:w="100" w:type="dxa"/>
+            </w:tcMar>
           </w:tcPr>
           <w:p>
             <w:pPr>
-              <w:spacing w:after="0"/>
+              <w:spacing w:line="240" w:lineRule="auto" w:before="0" w:after="0"/>
             </w:pPr>
             <w:r>
               <w:rPr>
@@ -3867,10 +4035,16 @@
         <w:tc>
           <w:tcPr>
             <w:tcW w:type="dxa" w:w="1757"/>
+            <w:tcMar>
+              <w:top w:w="40" w:type="dxa"/>
+              <w:bottom w:w="40" w:type="dxa"/>
+              <w:left w:w="100" w:type="dxa"/>
+              <w:right w:w="100" w:type="dxa"/>
+            </w:tcMar>
           </w:tcPr>
           <w:p>
             <w:pPr>
-              <w:spacing w:after="0"/>
+              <w:spacing w:line="240" w:lineRule="auto" w:before="0" w:after="0"/>
             </w:pPr>
             <w:r>
               <w:rPr>
@@ -3886,10 +4060,16 @@
         <w:tc>
           <w:tcPr>
             <w:tcW w:type="dxa" w:w="1757"/>
+            <w:tcMar>
+              <w:top w:w="40" w:type="dxa"/>
+              <w:bottom w:w="40" w:type="dxa"/>
+              <w:left w:w="100" w:type="dxa"/>
+              <w:right w:w="100" w:type="dxa"/>
+            </w:tcMar>
           </w:tcPr>
           <w:p>
             <w:pPr>
-              <w:spacing w:after="0"/>
+              <w:spacing w:line="240" w:lineRule="auto" w:before="0" w:after="0"/>
             </w:pPr>
             <w:r>
               <w:rPr>
@@ -4220,12 +4400,18 @@
         <w:tc>
           <w:tcPr>
             <w:tcW w:type="dxa" w:w="2197"/>
+            <w:tcMar>
+              <w:top w:w="40" w:type="dxa"/>
+              <w:bottom w:w="40" w:type="dxa"/>
+              <w:left w:w="100" w:type="dxa"/>
+              <w:right w:w="100" w:type="dxa"/>
+            </w:tcMar>
             <w:shd w:val="clear" w:fill="DCE4F1"/>
           </w:tcPr>
           <w:p>
             <w:pPr>
               <w:keepNext/>
-              <w:spacing w:after="0"/>
+              <w:spacing w:line="240" w:lineRule="auto" w:before="0" w:after="0"/>
             </w:pPr>
             <w:r>
               <w:rPr>
@@ -4241,12 +4427,18 @@
         <w:tc>
           <w:tcPr>
             <w:tcW w:type="dxa" w:w="2197"/>
+            <w:tcMar>
+              <w:top w:w="40" w:type="dxa"/>
+              <w:bottom w:w="40" w:type="dxa"/>
+              <w:left w:w="100" w:type="dxa"/>
+              <w:right w:w="100" w:type="dxa"/>
+            </w:tcMar>
             <w:shd w:val="clear" w:fill="DCE4F1"/>
           </w:tcPr>
           <w:p>
             <w:pPr>
               <w:keepNext/>
-              <w:spacing w:after="0"/>
+              <w:spacing w:line="240" w:lineRule="auto" w:before="0" w:after="0"/>
             </w:pPr>
             <w:r>
               <w:rPr>
@@ -4262,12 +4454,18 @@
         <w:tc>
           <w:tcPr>
             <w:tcW w:type="dxa" w:w="2197"/>
+            <w:tcMar>
+              <w:top w:w="40" w:type="dxa"/>
+              <w:bottom w:w="40" w:type="dxa"/>
+              <w:left w:w="100" w:type="dxa"/>
+              <w:right w:w="100" w:type="dxa"/>
+            </w:tcMar>
             <w:shd w:val="clear" w:fill="DCE4F1"/>
           </w:tcPr>
           <w:p>
             <w:pPr>
               <w:keepNext/>
-              <w:spacing w:after="0"/>
+              <w:spacing w:line="240" w:lineRule="auto" w:before="0" w:after="0"/>
             </w:pPr>
             <w:r>
               <w:rPr>
@@ -4283,12 +4481,18 @@
         <w:tc>
           <w:tcPr>
             <w:tcW w:type="dxa" w:w="2197"/>
+            <w:tcMar>
+              <w:top w:w="40" w:type="dxa"/>
+              <w:bottom w:w="40" w:type="dxa"/>
+              <w:left w:w="100" w:type="dxa"/>
+              <w:right w:w="100" w:type="dxa"/>
+            </w:tcMar>
             <w:shd w:val="clear" w:fill="DCE4F1"/>
           </w:tcPr>
           <w:p>
             <w:pPr>
               <w:keepNext/>
-              <w:spacing w:after="0"/>
+              <w:spacing w:line="240" w:lineRule="auto" w:before="0" w:after="0"/>
             </w:pPr>
             <w:r>
               <w:rPr>
@@ -4309,11 +4513,17 @@
         <w:tc>
           <w:tcPr>
             <w:tcW w:type="dxa" w:w="2197"/>
+            <w:tcMar>
+              <w:top w:w="40" w:type="dxa"/>
+              <w:bottom w:w="40" w:type="dxa"/>
+              <w:left w:w="100" w:type="dxa"/>
+              <w:right w:w="100" w:type="dxa"/>
+            </w:tcMar>
           </w:tcPr>
           <w:p>
             <w:pPr>
               <w:keepNext/>
-              <w:spacing w:after="0"/>
+              <w:spacing w:line="240" w:lineRule="auto" w:before="0" w:after="0"/>
             </w:pPr>
             <w:r>
               <w:rPr>
@@ -4329,11 +4539,17 @@
         <w:tc>
           <w:tcPr>
             <w:tcW w:type="dxa" w:w="2197"/>
+            <w:tcMar>
+              <w:top w:w="40" w:type="dxa"/>
+              <w:bottom w:w="40" w:type="dxa"/>
+              <w:left w:w="100" w:type="dxa"/>
+              <w:right w:w="100" w:type="dxa"/>
+            </w:tcMar>
           </w:tcPr>
           <w:p>
             <w:pPr>
               <w:keepNext/>
-              <w:spacing w:after="0"/>
+              <w:spacing w:line="240" w:lineRule="auto" w:before="0" w:after="0"/>
             </w:pPr>
             <w:r>
               <w:rPr>
@@ -4349,11 +4565,17 @@
         <w:tc>
           <w:tcPr>
             <w:tcW w:type="dxa" w:w="2197"/>
+            <w:tcMar>
+              <w:top w:w="40" w:type="dxa"/>
+              <w:bottom w:w="40" w:type="dxa"/>
+              <w:left w:w="100" w:type="dxa"/>
+              <w:right w:w="100" w:type="dxa"/>
+            </w:tcMar>
           </w:tcPr>
           <w:p>
             <w:pPr>
               <w:keepNext/>
-              <w:spacing w:after="0"/>
+              <w:spacing w:line="240" w:lineRule="auto" w:before="0" w:after="0"/>
             </w:pPr>
             <w:r>
               <w:rPr>
@@ -4369,11 +4591,17 @@
         <w:tc>
           <w:tcPr>
             <w:tcW w:type="dxa" w:w="2197"/>
+            <w:tcMar>
+              <w:top w:w="40" w:type="dxa"/>
+              <w:bottom w:w="40" w:type="dxa"/>
+              <w:left w:w="100" w:type="dxa"/>
+              <w:right w:w="100" w:type="dxa"/>
+            </w:tcMar>
           </w:tcPr>
           <w:p>
             <w:pPr>
               <w:keepNext/>
-              <w:spacing w:after="0"/>
+              <w:spacing w:line="240" w:lineRule="auto" w:before="0" w:after="0"/>
             </w:pPr>
             <w:r>
               <w:rPr>
@@ -4394,11 +4622,17 @@
         <w:tc>
           <w:tcPr>
             <w:tcW w:type="dxa" w:w="2197"/>
+            <w:tcMar>
+              <w:top w:w="40" w:type="dxa"/>
+              <w:bottom w:w="40" w:type="dxa"/>
+              <w:left w:w="100" w:type="dxa"/>
+              <w:right w:w="100" w:type="dxa"/>
+            </w:tcMar>
           </w:tcPr>
           <w:p>
             <w:pPr>
               <w:keepNext/>
-              <w:spacing w:after="0"/>
+              <w:spacing w:line="240" w:lineRule="auto" w:before="0" w:after="0"/>
             </w:pPr>
             <w:r>
               <w:rPr>
@@ -4414,11 +4648,17 @@
         <w:tc>
           <w:tcPr>
             <w:tcW w:type="dxa" w:w="2197"/>
+            <w:tcMar>
+              <w:top w:w="40" w:type="dxa"/>
+              <w:bottom w:w="40" w:type="dxa"/>
+              <w:left w:w="100" w:type="dxa"/>
+              <w:right w:w="100" w:type="dxa"/>
+            </w:tcMar>
           </w:tcPr>
           <w:p>
             <w:pPr>
               <w:keepNext/>
-              <w:spacing w:after="0"/>
+              <w:spacing w:line="240" w:lineRule="auto" w:before="0" w:after="0"/>
             </w:pPr>
             <w:r>
               <w:rPr>
@@ -4434,11 +4674,17 @@
         <w:tc>
           <w:tcPr>
             <w:tcW w:type="dxa" w:w="2197"/>
+            <w:tcMar>
+              <w:top w:w="40" w:type="dxa"/>
+              <w:bottom w:w="40" w:type="dxa"/>
+              <w:left w:w="100" w:type="dxa"/>
+              <w:right w:w="100" w:type="dxa"/>
+            </w:tcMar>
           </w:tcPr>
           <w:p>
             <w:pPr>
               <w:keepNext/>
-              <w:spacing w:after="0"/>
+              <w:spacing w:line="240" w:lineRule="auto" w:before="0" w:after="0"/>
             </w:pPr>
             <w:r>
               <w:rPr>
@@ -4454,11 +4700,17 @@
         <w:tc>
           <w:tcPr>
             <w:tcW w:type="dxa" w:w="2197"/>
+            <w:tcMar>
+              <w:top w:w="40" w:type="dxa"/>
+              <w:bottom w:w="40" w:type="dxa"/>
+              <w:left w:w="100" w:type="dxa"/>
+              <w:right w:w="100" w:type="dxa"/>
+            </w:tcMar>
           </w:tcPr>
           <w:p>
             <w:pPr>
               <w:keepNext/>
-              <w:spacing w:after="0"/>
+              <w:spacing w:line="240" w:lineRule="auto" w:before="0" w:after="0"/>
             </w:pPr>
             <w:r>
               <w:rPr>
@@ -4479,11 +4731,17 @@
         <w:tc>
           <w:tcPr>
             <w:tcW w:type="dxa" w:w="2197"/>
+            <w:tcMar>
+              <w:top w:w="40" w:type="dxa"/>
+              <w:bottom w:w="40" w:type="dxa"/>
+              <w:left w:w="100" w:type="dxa"/>
+              <w:right w:w="100" w:type="dxa"/>
+            </w:tcMar>
           </w:tcPr>
           <w:p>
             <w:pPr>
               <w:keepNext/>
-              <w:spacing w:after="0"/>
+              <w:spacing w:line="240" w:lineRule="auto" w:before="0" w:after="0"/>
             </w:pPr>
             <w:r>
               <w:rPr>
@@ -4499,11 +4757,17 @@
         <w:tc>
           <w:tcPr>
             <w:tcW w:type="dxa" w:w="2197"/>
+            <w:tcMar>
+              <w:top w:w="40" w:type="dxa"/>
+              <w:bottom w:w="40" w:type="dxa"/>
+              <w:left w:w="100" w:type="dxa"/>
+              <w:right w:w="100" w:type="dxa"/>
+            </w:tcMar>
           </w:tcPr>
           <w:p>
             <w:pPr>
               <w:keepNext/>
-              <w:spacing w:after="0"/>
+              <w:spacing w:line="240" w:lineRule="auto" w:before="0" w:after="0"/>
             </w:pPr>
             <w:r>
               <w:rPr>
@@ -4519,11 +4783,17 @@
         <w:tc>
           <w:tcPr>
             <w:tcW w:type="dxa" w:w="2197"/>
+            <w:tcMar>
+              <w:top w:w="40" w:type="dxa"/>
+              <w:bottom w:w="40" w:type="dxa"/>
+              <w:left w:w="100" w:type="dxa"/>
+              <w:right w:w="100" w:type="dxa"/>
+            </w:tcMar>
           </w:tcPr>
           <w:p>
             <w:pPr>
               <w:keepNext/>
-              <w:spacing w:after="0"/>
+              <w:spacing w:line="240" w:lineRule="auto" w:before="0" w:after="0"/>
             </w:pPr>
             <w:r>
               <w:rPr>
@@ -4539,11 +4809,17 @@
         <w:tc>
           <w:tcPr>
             <w:tcW w:type="dxa" w:w="2197"/>
+            <w:tcMar>
+              <w:top w:w="40" w:type="dxa"/>
+              <w:bottom w:w="40" w:type="dxa"/>
+              <w:left w:w="100" w:type="dxa"/>
+              <w:right w:w="100" w:type="dxa"/>
+            </w:tcMar>
           </w:tcPr>
           <w:p>
             <w:pPr>
               <w:keepNext/>
-              <w:spacing w:after="0"/>
+              <w:spacing w:line="240" w:lineRule="auto" w:before="0" w:after="0"/>
             </w:pPr>
             <w:r>
               <w:rPr>
@@ -4564,11 +4840,17 @@
         <w:tc>
           <w:tcPr>
             <w:tcW w:type="dxa" w:w="2197"/>
+            <w:tcMar>
+              <w:top w:w="40" w:type="dxa"/>
+              <w:bottom w:w="40" w:type="dxa"/>
+              <w:left w:w="100" w:type="dxa"/>
+              <w:right w:w="100" w:type="dxa"/>
+            </w:tcMar>
           </w:tcPr>
           <w:p>
             <w:pPr>
               <w:keepNext/>
-              <w:spacing w:after="0"/>
+              <w:spacing w:line="240" w:lineRule="auto" w:before="0" w:after="0"/>
             </w:pPr>
             <w:r>
               <w:rPr>
@@ -4584,11 +4866,17 @@
         <w:tc>
           <w:tcPr>
             <w:tcW w:type="dxa" w:w="2197"/>
+            <w:tcMar>
+              <w:top w:w="40" w:type="dxa"/>
+              <w:bottom w:w="40" w:type="dxa"/>
+              <w:left w:w="100" w:type="dxa"/>
+              <w:right w:w="100" w:type="dxa"/>
+            </w:tcMar>
           </w:tcPr>
           <w:p>
             <w:pPr>
               <w:keepNext/>
-              <w:spacing w:after="0"/>
+              <w:spacing w:line="240" w:lineRule="auto" w:before="0" w:after="0"/>
             </w:pPr>
             <w:r>
               <w:rPr>
@@ -4604,11 +4892,17 @@
         <w:tc>
           <w:tcPr>
             <w:tcW w:type="dxa" w:w="2197"/>
+            <w:tcMar>
+              <w:top w:w="40" w:type="dxa"/>
+              <w:bottom w:w="40" w:type="dxa"/>
+              <w:left w:w="100" w:type="dxa"/>
+              <w:right w:w="100" w:type="dxa"/>
+            </w:tcMar>
           </w:tcPr>
           <w:p>
             <w:pPr>
               <w:keepNext/>
-              <w:spacing w:after="0"/>
+              <w:spacing w:line="240" w:lineRule="auto" w:before="0" w:after="0"/>
             </w:pPr>
             <w:r>
               <w:rPr>
@@ -4624,11 +4918,17 @@
         <w:tc>
           <w:tcPr>
             <w:tcW w:type="dxa" w:w="2197"/>
+            <w:tcMar>
+              <w:top w:w="40" w:type="dxa"/>
+              <w:bottom w:w="40" w:type="dxa"/>
+              <w:left w:w="100" w:type="dxa"/>
+              <w:right w:w="100" w:type="dxa"/>
+            </w:tcMar>
           </w:tcPr>
           <w:p>
             <w:pPr>
               <w:keepNext/>
-              <w:spacing w:after="0"/>
+              <w:spacing w:line="240" w:lineRule="auto" w:before="0" w:after="0"/>
             </w:pPr>
             <w:r>
               <w:rPr>
@@ -4649,10 +4949,16 @@
         <w:tc>
           <w:tcPr>
             <w:tcW w:type="dxa" w:w="2197"/>
+            <w:tcMar>
+              <w:top w:w="40" w:type="dxa"/>
+              <w:bottom w:w="40" w:type="dxa"/>
+              <w:left w:w="100" w:type="dxa"/>
+              <w:right w:w="100" w:type="dxa"/>
+            </w:tcMar>
           </w:tcPr>
           <w:p>
             <w:pPr>
-              <w:spacing w:after="0"/>
+              <w:spacing w:line="240" w:lineRule="auto" w:before="0" w:after="0"/>
             </w:pPr>
             <w:r>
               <w:rPr>
@@ -4668,10 +4974,16 @@
         <w:tc>
           <w:tcPr>
             <w:tcW w:type="dxa" w:w="2197"/>
+            <w:tcMar>
+              <w:top w:w="40" w:type="dxa"/>
+              <w:bottom w:w="40" w:type="dxa"/>
+              <w:left w:w="100" w:type="dxa"/>
+              <w:right w:w="100" w:type="dxa"/>
+            </w:tcMar>
           </w:tcPr>
           <w:p>
             <w:pPr>
-              <w:spacing w:after="0"/>
+              <w:spacing w:line="240" w:lineRule="auto" w:before="0" w:after="0"/>
             </w:pPr>
             <w:r>
               <w:rPr>
@@ -4687,10 +4999,16 @@
         <w:tc>
           <w:tcPr>
             <w:tcW w:type="dxa" w:w="2197"/>
+            <w:tcMar>
+              <w:top w:w="40" w:type="dxa"/>
+              <w:bottom w:w="40" w:type="dxa"/>
+              <w:left w:w="100" w:type="dxa"/>
+              <w:right w:w="100" w:type="dxa"/>
+            </w:tcMar>
           </w:tcPr>
           <w:p>
             <w:pPr>
-              <w:spacing w:after="0"/>
+              <w:spacing w:line="240" w:lineRule="auto" w:before="0" w:after="0"/>
             </w:pPr>
             <w:r>
               <w:rPr>
@@ -4706,10 +5024,16 @@
         <w:tc>
           <w:tcPr>
             <w:tcW w:type="dxa" w:w="2197"/>
+            <w:tcMar>
+              <w:top w:w="40" w:type="dxa"/>
+              <w:bottom w:w="40" w:type="dxa"/>
+              <w:left w:w="100" w:type="dxa"/>
+              <w:right w:w="100" w:type="dxa"/>
+            </w:tcMar>
           </w:tcPr>
           <w:p>
             <w:pPr>
-              <w:spacing w:after="0"/>
+              <w:spacing w:line="240" w:lineRule="auto" w:before="0" w:after="0"/>
             </w:pPr>
             <w:r>
               <w:rPr>
@@ -4753,7 +5077,7 @@
       <w:r>
         <w:drawing>
           <wp:inline xmlns:a="http://schemas.openxmlformats.org/drawingml/2006/main" xmlns:pic="http://schemas.openxmlformats.org/drawingml/2006/picture">
-            <wp:extent cx="4782894" cy="4499999"/>
+            <wp:extent cx="3826315" cy="3599999"/>
             <wp:docPr id="1858245151" name="Picture 1858245151"/>
             <wp:cNvGraphicFramePr>
               <a:graphicFrameLocks noChangeAspect="1"/>
@@ -4774,7 +5098,7 @@
                   <pic:spPr>
                     <a:xfrm>
                       <a:off x="0" y="0"/>
-                      <a:ext cx="4782894" cy="4499999"/>
+                      <a:ext cx="3826315" cy="3599999"/>
                     </a:xfrm>
                     <a:prstGeom prst="rect"/>
                   </pic:spPr>
@@ -5335,7 +5659,7 @@
       <w:r>
         <w:drawing>
           <wp:inline xmlns:a="http://schemas.openxmlformats.org/drawingml/2006/main" xmlns:pic="http://schemas.openxmlformats.org/drawingml/2006/picture">
-            <wp:extent cx="5472000" cy="4107102"/>
+            <wp:extent cx="1822622" cy="1368000"/>
             <wp:docPr id="1858245152" name="Picture 1858245152"/>
             <wp:cNvGraphicFramePr>
               <a:graphicFrameLocks noChangeAspect="1"/>
@@ -5356,7 +5680,7 @@
                   <pic:spPr>
                     <a:xfrm>
                       <a:off x="0" y="0"/>
-                      <a:ext cx="5472000" cy="4107102"/>
+                      <a:ext cx="1822622" cy="1368000"/>
                     </a:xfrm>
                     <a:prstGeom prst="rect"/>
                   </pic:spPr>
@@ -5745,7 +6069,7 @@
       <w:r>
         <w:drawing>
           <wp:inline xmlns:a="http://schemas.openxmlformats.org/drawingml/2006/main" xmlns:pic="http://schemas.openxmlformats.org/drawingml/2006/picture">
-            <wp:extent cx="3340805" cy="4499999"/>
+            <wp:extent cx="4882909" cy="2340000"/>
             <wp:docPr id="1858245155" name="Picture 1858245155"/>
             <wp:cNvGraphicFramePr>
               <a:graphicFrameLocks noChangeAspect="1"/>
@@ -5766,7 +6090,7 @@
                   <pic:spPr>
                     <a:xfrm>
                       <a:off x="0" y="0"/>
-                      <a:ext cx="3340805" cy="4499999"/>
+                      <a:ext cx="4882909" cy="2340000"/>
                     </a:xfrm>
                     <a:prstGeom prst="rect"/>
                   </pic:spPr>

--- a/Optimalisasi-dan-Automasi/Modul-Word/Modul-9-Optimasi-Non-Linear-Gradient-dan-Constraint-Handling.docx
+++ b/Optimalisasi-dan-Automasi/Modul-Word/Modul-9-Optimasi-Non-Linear-Gradient-dan-Constraint-Handling.docx
@@ -2923,7 +2923,7 @@
       <w:r>
         <w:drawing>
           <wp:inline xmlns:a="http://schemas.openxmlformats.org/drawingml/2006/main" xmlns:pic="http://schemas.openxmlformats.org/drawingml/2006/picture">
-            <wp:extent cx="4674018" cy="3600000"/>
+            <wp:extent cx="5472000" cy="4214618"/>
             <wp:docPr id="1858245149" name="Picture 1858245149"/>
             <wp:cNvGraphicFramePr>
               <a:graphicFrameLocks noChangeAspect="1"/>
@@ -2944,7 +2944,7 @@
                   <pic:spPr>
                     <a:xfrm>
                       <a:off x="0" y="0"/>
-                      <a:ext cx="4674018" cy="3600000"/>
+                      <a:ext cx="5472000" cy="4214618"/>
                     </a:xfrm>
                     <a:prstGeom prst="rect"/>
                   </pic:spPr>
@@ -5070,6 +5070,54 @@
     </w:p>
     <w:p>
       <w:pPr>
+        <w:spacing w:line="360" w:lineRule="auto" w:after="120"/>
+        <w:jc w:val="both"/>
+      </w:pPr>
+      <w:r>
+        <w:rPr>
+          <w:rFonts w:ascii="Arial" w:hAnsi="Arial" w:cs="Arial"/>
+          <w:b/>
+          <w:i w:val="0"/>
+          <w:sz w:val="22"/>
+        </w:rPr>
+        <w:t xml:space="preserve">Heuristik Pemilihan Solver dalam Praktik Rekayasa: </w:t>
+      </w:r>
+      <w:r>
+        <w:rPr>
+          <w:rFonts w:ascii="Arial" w:hAnsi="Arial" w:cs="Arial"/>
+          <w:b w:val="0"/>
+          <w:i w:val="0"/>
+          <w:sz w:val="22"/>
+        </w:rPr>
+        <w:t>Pemilihan solver dari Tabel 2 dalam praktik rekayasa sering mengikuti heuristik sederhana: mulai dengan SLSQP sebagai default karena dukungannya yang luas terhadap tipe kendala dan kecepatan konvergensi yang baik pada kebanyakan masalah desain berdimensi sedang (n&lt;100), lalu beralih ke trust-constr bila SLSQP gagal konvergen atau masalah melibatkan kendala sparse berskala besar. COBYLA dicadangkan khusus untuk kasus di mana turunan fungsi objektif tidak tersedia secara analitik maupun numerik (misalnya objektif berasal dari simulasi black-box seperti FEM atau CFD), sementara penalty method manual umumnya hanya dipakai untuk tujuan pembelajaran konsep, bukan produksi, karena rawan ill-conditioning saat parameter ρ perlu dibesarkan untuk mencapai akurasi tinggi.</w:t>
+      </w:r>
+    </w:p>
+    <w:p>
+      <w:pPr>
+        <w:spacing w:line="360" w:lineRule="auto" w:after="120"/>
+        <w:jc w:val="both"/>
+      </w:pPr>
+      <w:r>
+        <w:rPr>
+          <w:rFonts w:ascii="Arial" w:hAnsi="Arial" w:cs="Arial"/>
+          <w:b/>
+          <w:i w:val="0"/>
+          <w:sz w:val="22"/>
+        </w:rPr>
+        <w:t xml:space="preserve">Interpretasi Geometris Kondisi KKT: </w:t>
+      </w:r>
+      <w:r>
+        <w:rPr>
+          <w:rFonts w:ascii="Arial" w:hAnsi="Arial" w:cs="Arial"/>
+          <w:b w:val="0"/>
+          <w:i w:val="0"/>
+          <w:sz w:val="22"/>
+        </w:rPr>
+        <w:t>Interpretasi geometris KKT conditions menjadi jauh lebih intuitif saat divisualisasikan: pada titik optimal constrained, gradient fungsi objektif ∇f harus berupa kombinasi linear dari gradient kendala aktif ∇g (dengan koefisien non-negatif untuk kendala inequality), yang secara geometris berarti tidak ada arah pergerakan yang SEKALIGUS meningkatkan feasibilitas dan memperbaiki nilai objektif. Bila kondisi ini gagal terpenuhi pada suatu titik, maka titik tersebut BUKAN optimal, karena selalu ada arah perbaikan (feasible descent direction) yang belum dieksplorasi oleh solver.</w:t>
+      </w:r>
+    </w:p>
+    <w:p>
+      <w:pPr>
         <w:keepNext/>
         <w:spacing w:before="120" w:after="40"/>
         <w:jc w:val="center"/>
@@ -5077,7 +5125,7 @@
       <w:r>
         <w:drawing>
           <wp:inline xmlns:a="http://schemas.openxmlformats.org/drawingml/2006/main" xmlns:pic="http://schemas.openxmlformats.org/drawingml/2006/picture">
-            <wp:extent cx="3826315" cy="3599999"/>
+            <wp:extent cx="4782894" cy="4499999"/>
             <wp:docPr id="1858245151" name="Picture 1858245151"/>
             <wp:cNvGraphicFramePr>
               <a:graphicFrameLocks noChangeAspect="1"/>
@@ -5098,7 +5146,7 @@
                   <pic:spPr>
                     <a:xfrm>
                       <a:off x="0" y="0"/>
-                      <a:ext cx="3826315" cy="3599999"/>
+                      <a:ext cx="4782894" cy="4499999"/>
                     </a:xfrm>
                     <a:prstGeom prst="rect"/>
                   </pic:spPr>
@@ -5659,7 +5707,7 @@
       <w:r>
         <w:drawing>
           <wp:inline xmlns:a="http://schemas.openxmlformats.org/drawingml/2006/main" xmlns:pic="http://schemas.openxmlformats.org/drawingml/2006/picture">
-            <wp:extent cx="1822622" cy="1368000"/>
+            <wp:extent cx="5472000" cy="4107102"/>
             <wp:docPr id="1858245152" name="Picture 1858245152"/>
             <wp:cNvGraphicFramePr>
               <a:graphicFrameLocks noChangeAspect="1"/>
@@ -5680,7 +5728,7 @@
                   <pic:spPr>
                     <a:xfrm>
                       <a:off x="0" y="0"/>
-                      <a:ext cx="1822622" cy="1368000"/>
+                      <a:ext cx="5472000" cy="4107102"/>
                     </a:xfrm>
                     <a:prstGeom prst="rect"/>
                   </pic:spPr>
@@ -5852,6 +5900,30 @@
           <w:sz w:val="22"/>
         </w:rPr>
         <w:t>fungsi `solve_design_nlp()` reusable dengan validasi gradient (`check_grad`) dan multi-start (`np.random.seed(42)`) untuk masalah non-konveks; didemonstrasikan ulang pada masalah pegas Cell 2 dengan n_start=10.</w:t>
+      </w:r>
+    </w:p>
+    <w:p>
+      <w:pPr>
+        <w:spacing w:line="360" w:lineRule="auto" w:after="120"/>
+        <w:jc w:val="both"/>
+      </w:pPr>
+      <w:r>
+        <w:rPr>
+          <w:rFonts w:ascii="Arial" w:hAnsi="Arial" w:cs="Arial"/>
+          <w:b/>
+          <w:i w:val="0"/>
+          <w:sz w:val="22"/>
+        </w:rPr>
+        <w:t xml:space="preserve">Validasi Solusi via Multi-Start: </w:t>
+      </w:r>
+      <w:r>
+        <w:rPr>
+          <w:rFonts w:ascii="Arial" w:hAnsi="Arial" w:cs="Arial"/>
+          <w:b w:val="0"/>
+          <w:i w:val="0"/>
+          <w:sz w:val="22"/>
+        </w:rPr>
+        <w:t>Cell 4 menegaskan pentingnya validasi solusi NLP secara sistematis sebelum dipakai sebagai keputusan desain final: fungsi `solve_design_nlp()` tidak hanya menjalankan solver sekali, tetapi mengulanginya dari sepuluh titik awal acak berbeda (multi-start) dan membandingkan hasil `result.fun` dari tiap run. Bila seluruh sepuluh run konvergen ke nilai objektif yang sama (dalam toleransi numerik kecil), keyakinan bahwa solusi tersebut adalah optimum global (bukan sekadar local minimum) menjadi jauh lebih tinggi, meski tetap tidak ada jaminan matematis mutlak untuk masalah non-konveks umum.</w:t>
       </w:r>
     </w:p>
     <w:p>
@@ -6069,7 +6141,7 @@
       <w:r>
         <w:drawing>
           <wp:inline xmlns:a="http://schemas.openxmlformats.org/drawingml/2006/main" xmlns:pic="http://schemas.openxmlformats.org/drawingml/2006/picture">
-            <wp:extent cx="4882909" cy="2340000"/>
+            <wp:extent cx="5472000" cy="2622306"/>
             <wp:docPr id="1858245155" name="Picture 1858245155"/>
             <wp:cNvGraphicFramePr>
               <a:graphicFrameLocks noChangeAspect="1"/>
@@ -6090,7 +6162,7 @@
                   <pic:spPr>
                     <a:xfrm>
                       <a:off x="0" y="0"/>
-                      <a:ext cx="4882909" cy="2340000"/>
+                      <a:ext cx="5472000" cy="2622306"/>
                     </a:xfrm>
                     <a:prstGeom prst="rect"/>
                   </pic:spPr>

--- a/Optimalisasi-dan-Automasi/Modul-Word/Modul-9-Optimasi-Non-Linear-Gradient-dan-Constraint-Handling.docx
+++ b/Optimalisasi-dan-Automasi/Modul-Word/Modul-9-Optimasi-Non-Linear-Gradient-dan-Constraint-Handling.docx
@@ -9038,9 +9038,11 @@
     <w:sectPr>
       <w:headerReference w:type="default" r:id="rId15"/>
       <w:footerReference w:type="default" r:id="rId16"/>
+      <w:footerReference w:type="first" r:id="rId28"/>
       <w:pgSz w:w="11906" w:h="16838" w:code="9"/>
       <w:pgMar w:top="1701" w:right="1418" w:bottom="1418" w:left="1701" w:header="709" w:footer="709" w:gutter="0"/>
       <w:cols w:space="708"/>
+      <w:titlePg/>
       <w:docGrid w:linePitch="360"/>
     </w:sectPr>
   </w:body>
@@ -9595,6 +9597,16 @@
         </mc:Fallback>
       </mc:AlternateContent>
     </w:r>
+  </w:p>
+</w:ftr>
+</file>
+
+<file path=word/footer2.xml><?xml version="1.0" encoding="utf-8"?>
+<w:ftr xmlns:m="http://schemas.openxmlformats.org/officeDocument/2006/math" xmlns:mc="http://schemas.openxmlformats.org/markup-compatibility/2006" xmlns:mo="http://schemas.microsoft.com/office/mac/office/2008/main" xmlns:mv="urn:schemas-microsoft-com:mac:vml" xmlns:o="urn:schemas-microsoft-com:office:office" xmlns:r="http://schemas.openxmlformats.org/officeDocument/2006/relationships" xmlns:v="urn:schemas-microsoft-com:vml" xmlns:w10="urn:schemas-microsoft-com:office:word" xmlns:w14="http://schemas.microsoft.com/office/word/2010/wordml" xmlns:w="http://schemas.openxmlformats.org/wordprocessingml/2006/main" xmlns:wne="http://schemas.microsoft.com/office/word/2006/wordml" xmlns:wp14="http://schemas.microsoft.com/office/word/2010/wordprocessingDrawing" xmlns:wp="http://schemas.openxmlformats.org/drawingml/2006/wordprocessingDrawing" xmlns:wpc="http://schemas.microsoft.com/office/word/2010/wordprocessingCanvas" xmlns:wpg="http://schemas.microsoft.com/office/word/2010/wordprocessingGroup" xmlns:wpi="http://schemas.microsoft.com/office/word/2010/wordprocessingInk" xmlns:wps="http://schemas.microsoft.com/office/word/2010/wordprocessingShape" mc:Ignorable="w14 wp14">
+  <w:p>
+    <w:pPr>
+      <w:pStyle w:val="Footer"/>
+    </w:pPr>
   </w:p>
 </w:ftr>
 </file>

--- a/Optimalisasi-dan-Automasi/Modul-Word/Modul-9-Optimasi-Non-Linear-Gradient-dan-Constraint-Handling.docx
+++ b/Optimalisasi-dan-Automasi/Modul-Word/Modul-9-Optimasi-Non-Linear-Gradient-dan-Constraint-Handling.docx
@@ -468,7 +468,7 @@
                                 <w:szCs w:val="20"/>
                                 <w:lang w:val="fi-FI"/>
                               </w:rPr>
-                              <w:t xml:space="preserve">Sub-CPMK 3.3 – Mampu menggunakan teknologi 4.0 untuk mengoptimalkan sistem otomasi</w:t>
+                              <w:t xml:space="preserve">Sub-CPMK 3.1 – Mampu menggunakan teknologi 4.0 untuk mengoptimalkan sistem otomasi</w:t>
                             </w:r>
                             <w:r>
                               <w:rPr>
@@ -523,7 +523,7 @@
                           <w:szCs w:val="20"/>
                           <w:lang w:val="fi-FI"/>
                         </w:rPr>
-                        <w:t xml:space="preserve">Sub-CPMK 3.3 – Mampu menggunakan teknologi 4.0 untuk mengoptimalkan sistem otomasi</w:t>
+                        <w:t xml:space="preserve">Sub-CPMK 3.1 – Mampu menggunakan teknologi 4.0 untuk mengoptimalkan sistem otomasi</w:t>
                       </w:r>
                       <w:r>
                         <w:rPr>
@@ -2767,7 +2767,7 @@
           <w:i w:val="0"/>
           <w:sz w:val="22"/>
         </w:rPr>
-        <w:t xml:space="preserve">Sub-CPMK 3.3: </w:t>
+        <w:t xml:space="preserve">Sub-CPMK 3.1: </w:t>
       </w:r>
       <w:r>
         <w:rPr>

--- a/Optimalisasi-dan-Automasi/Modul-Word/Modul-9-Optimasi-Non-Linear-Gradient-dan-Constraint-Handling.docx
+++ b/Optimalisasi-dan-Automasi/Modul-Word/Modul-9-Optimasi-Non-Linear-Gradient-dan-Constraint-Handling.docx
@@ -468,7 +468,7 @@
                                 <w:szCs w:val="20"/>
                                 <w:lang w:val="fi-FI"/>
                               </w:rPr>
-                              <w:t xml:space="preserve">Sub-CPMK 3.1 – Mampu menggunakan teknologi 4.0 untuk mengoptimalkan sistem otomasi</w:t>
+                              <w:t xml:space="preserve">Sub-CPMK 3.3 – Mampu menggunakan teknologi 4.0 untuk mengoptimalkan sistem otomasi</w:t>
                             </w:r>
                             <w:r>
                               <w:rPr>
@@ -523,7 +523,7 @@
                           <w:szCs w:val="20"/>
                           <w:lang w:val="fi-FI"/>
                         </w:rPr>
-                        <w:t xml:space="preserve">Sub-CPMK 3.1 – Mampu menggunakan teknologi 4.0 untuk mengoptimalkan sistem otomasi</w:t>
+                        <w:t xml:space="preserve">Sub-CPMK 3.3 – Mampu menggunakan teknologi 4.0 untuk mengoptimalkan sistem otomasi</w:t>
                       </w:r>
                       <w:r>
                         <w:rPr>
@@ -2767,7 +2767,7 @@
           <w:i w:val="0"/>
           <w:sz w:val="22"/>
         </w:rPr>
-        <w:t xml:space="preserve">Sub-CPMK 3.1: </w:t>
+        <w:t xml:space="preserve">Sub-CPMK 3.3: </w:t>
       </w:r>
       <w:r>
         <w:rPr>

--- a/Optimalisasi-dan-Automasi/Modul-Word/Modul-9-Optimasi-Non-Linear-Gradient-dan-Constraint-Handling.docx
+++ b/Optimalisasi-dan-Automasi/Modul-Word/Modul-9-Optimasi-Non-Linear-Gradient-dan-Constraint-Handling.docx
@@ -5980,7 +5980,7 @@
           <w:color w:val="444444"/>
           <w:sz w:val="20"/>
         </w:rPr>
-        <w:t>Gambar 6. Cuplikan kode Cell 2: formulasi dan penyelesaian desain pegas coil dengan scipy.optimize.minimize method SLSQP.</w:t>
+        <w:t xml:space="preserve">Gambar 6. Potongan kode Cell 2: formulasi dan penyelesaian desain pegas coil dengan scipy.optimize.minimize method SLSQP.</w:t>
       </w:r>
     </w:p>
     <w:p>
@@ -5995,7 +5995,7 @@
           <w:i w:val="0"/>
           <w:sz w:val="22"/>
         </w:rPr>
-        <w:t>Gambar 6 menunjukkan cuplikan kode inti Cell 2.</w:t>
+        <w:t xml:space="preserve">Gambar 6 menunjukkan potongan kode inti Cell 2.</w:t>
       </w:r>
     </w:p>
     <w:p>

--- a/Optimalisasi-dan-Automasi/Modul-Word/Modul-9-Optimasi-Non-Linear-Gradient-dan-Constraint-Handling.docx
+++ b/Optimalisasi-dan-Automasi/Modul-Word/Modul-9-Optimasi-Non-Linear-Gradient-dan-Constraint-Handling.docx
@@ -1379,7 +1379,7 @@
                                 <w:szCs w:val="20"/>
                                 <w:lang w:val="en-US"/>
                               </w:rPr>
-                              <w:t>myclass.mercubuana.ac.id</w:t>
+                              <w:t xml:space="preserve">myclass.mercubuana.ac·id</w:t>
                             </w:r>
                           </w:p>
                         </w:txbxContent>
@@ -1426,7 +1426,7 @@
                           <w:szCs w:val="20"/>
                           <w:lang w:val="en-US"/>
                         </w:rPr>
-                        <w:t>myclass.mercubuana.ac.id</w:t>
+                        <w:t xml:space="preserve">myclass.mercubuana.ac·id</w:t>
                       </w:r>
                     </w:p>
                   </w:txbxContent>
@@ -2512,7 +2512,7 @@
                                 <w:sz w:val="20"/>
                                 <w:szCs w:val="20"/>
                               </w:rPr>
-                              <w:t>www.mercubuana.ac.id</w:t>
+                              <w:t xml:space="preserve">www.mercubuana.ac·id</w:t>
                             </w:r>
                           </w:p>
                         </w:txbxContent>
@@ -2558,7 +2558,7 @@
                           <w:sz w:val="20"/>
                           <w:szCs w:val="20"/>
                         </w:rPr>
-                        <w:t>www.mercubuana.ac.id</w:t>
+                        <w:t xml:space="preserve">www.mercubuana.ac·id</w:t>
                       </w:r>
                     </w:p>
                   </w:txbxContent>
@@ -2712,7 +2712,38 @@
           <w:color w:val="444444"/>
           <w:sz w:val="20"/>
         </w:rPr>
-        <w:t>Gambar 1. Posisi Pertemuan 10 (Optimasi Non-Linear) dalam alur mata kuliah, di antara Linear Programming (P9) dan Metaheuristik (P11).</w:t>
+        <w:t xml:space="preserve">Gambar 1. Posisi Pertemuan 10 (Optimasi Non-Linear) dalam alur mata kuliah, di antara Linear Programming (</w:t>
+      </w:r>
+      <w:r>
+        <w:rPr>
+          <w:rFonts w:ascii="Arial" w:hAnsi="Arial" w:cs="Arial"/>
+          <w:b w:val="0"/>
+          <w:i/>
+          <w:color w:val="444444"/>
+          <w:sz w:val="20"/>
+        </w:rPr>
+        <w:t xml:space="preserve">P</w:t>
+      </w:r>
+      <w:r>
+        <w:rPr>
+          <w:rFonts w:ascii="Arial" w:hAnsi="Arial" w:cs="Arial"/>
+          <w:b w:val="0"/>
+          <w:i/>
+          <w:color w:val="444444"/>
+          <w:sz w:val="20"/>
+          <w:vertAlign w:val="subscript"/>
+        </w:rPr>
+        <w:t xml:space="preserve">9</w:t>
+      </w:r>
+      <w:r>
+        <w:rPr>
+          <w:rFonts w:ascii="Arial" w:hAnsi="Arial" w:cs="Arial"/>
+          <w:b w:val="0"/>
+          <w:i/>
+          <w:color w:val="444444"/>
+          <w:sz w:val="20"/>
+        </w:rPr>
+        <w:t xml:space="preserve">) dan Metaheuristik (P11).</w:t>
       </w:r>
     </w:p>
     <w:p>
@@ -2801,6 +2832,15 @@
           <w:sz w:val="22"/>
         </w:rPr>
         <w:t>Setelah pertemuan ini mahasiswa dapat: menjelaskan syarat optimalitas orde-pertama dan orde-kedua; membedakan gradient descent, Newton's method, dan BFGS; menjelaskan KKT conditions; serta menerapkan `scipy.optimize.minimize` pada masalah desain berkendala.</w:t>
+      </w:r>
+      <w:r>
+        <w:rPr>
+          <w:rFonts w:ascii="Arial" w:hAnsi="Arial" w:cs="Arial"/>
+          <w:b w:val="0"/>
+          <w:i w:val="0"/>
+          <w:sz w:val="22"/>
+        </w:rPr>
+        <w:t xml:space="preserve"> Hubungan ini dirangkum dalam Persamaan (1).</w:t>
       </w:r>
     </w:p>
     <w:p>
@@ -2841,6 +2881,16 @@
         </w:rPr>
         <w:t>x0 (initial guess)      dk = -∇f(xk) (direction)      αk (step size)      berhenti saat ‖∇f‖ &lt; ε</w:t>
       </w:r>
+      <w:r>
+        <w:rPr>
+          <w:rFonts w:ascii="Arial" w:hAnsi="Arial" w:cs="Arial"/>
+          <w:b/>
+          <w:i/>
+          <w:color w:val="305496"/>
+          <w:sz w:val="22"/>
+        </w:rPr>
+        <w:t xml:space="preserve">   (1)</w:t>
+      </w:r>
     </w:p>
     <w:p>
       <w:pPr>
@@ -2863,7 +2913,222 @@
           <w:i w:val="0"/>
           <w:sz w:val="22"/>
         </w:rPr>
-        <w:t>Syarat orde-pertama untuk local minimum tanpa kendala adalah ∇f(x*)=0 (titik stasioner). Gradient descent bergerak dari x0 mengikuti arah negative gradient: x_{k+1}=x_k-α·∇f(x_k). Untuk f(x1,x2)=x1²+2x2² dari x0=(3,2) dengan ∇f=(6,8) dan α=0,1, iterasi pertama menghasilkan x1=(2,4; 1,2).</w:t>
+        <w:t xml:space="preserve">Syarat orde-pertama untuk local minimum tanpa kendala adalah ∇f(x*)=0 (titik stasioner). Gradient descent bergerak dari x0 mengikuti arah negative gradient: x</w:t>
+      </w:r>
+      <w:r>
+        <w:rPr>
+          <w:rFonts w:ascii="Arial" w:hAnsi="Arial" w:cs="Arial"/>
+          <w:b w:val="0"/>
+          <w:i w:val="0"/>
+          <w:sz w:val="22"/>
+          <w:vertAlign w:val="subscript"/>
+        </w:rPr>
+        <w:t xml:space="preserve">k+1</w:t>
+      </w:r>
+      <w:r>
+        <w:rPr>
+          <w:rFonts w:ascii="Arial" w:hAnsi="Arial" w:cs="Arial"/>
+          <w:b w:val="0"/>
+          <w:i w:val="0"/>
+          <w:sz w:val="22"/>
+        </w:rPr>
+        <w:t xml:space="preserve">=</w:t>
+      </w:r>
+      <w:r>
+        <w:rPr>
+          <w:rFonts w:ascii="Arial" w:hAnsi="Arial" w:cs="Arial"/>
+          <w:b w:val="0"/>
+          <w:i w:val="0"/>
+          <w:sz w:val="22"/>
+        </w:rPr>
+        <w:t xml:space="preserve">x</w:t>
+      </w:r>
+      <w:r>
+        <w:rPr>
+          <w:rFonts w:ascii="Arial" w:hAnsi="Arial" w:cs="Arial"/>
+          <w:b w:val="0"/>
+          <w:i w:val="0"/>
+          <w:sz w:val="22"/>
+          <w:vertAlign w:val="subscript"/>
+        </w:rPr>
+        <w:t xml:space="preserve">k</w:t>
+      </w:r>
+      <w:r>
+        <w:rPr>
+          <w:rFonts w:ascii="Arial" w:hAnsi="Arial" w:cs="Arial"/>
+          <w:b w:val="0"/>
+          <w:i w:val="0"/>
+          <w:sz w:val="22"/>
+        </w:rPr>
+        <w:t xml:space="preserve">-α·∇f(</w:t>
+      </w:r>
+      <w:r>
+        <w:rPr>
+          <w:rFonts w:ascii="Arial" w:hAnsi="Arial" w:cs="Arial"/>
+          <w:b w:val="0"/>
+          <w:i w:val="0"/>
+          <w:sz w:val="22"/>
+        </w:rPr>
+        <w:t xml:space="preserve">x</w:t>
+      </w:r>
+      <w:r>
+        <w:rPr>
+          <w:rFonts w:ascii="Arial" w:hAnsi="Arial" w:cs="Arial"/>
+          <w:b w:val="0"/>
+          <w:i w:val="0"/>
+          <w:sz w:val="22"/>
+          <w:vertAlign w:val="subscript"/>
+        </w:rPr>
+        <w:t xml:space="preserve">k</w:t>
+      </w:r>
+      <w:r>
+        <w:rPr>
+          <w:rFonts w:ascii="Arial" w:hAnsi="Arial" w:cs="Arial"/>
+          <w:b w:val="0"/>
+          <w:i w:val="0"/>
+          <w:sz w:val="22"/>
+        </w:rPr>
+        <w:t xml:space="preserve">). Untuk f(</w:t>
+      </w:r>
+      <w:r>
+        <w:rPr>
+          <w:rFonts w:ascii="Arial" w:hAnsi="Arial" w:cs="Arial"/>
+          <w:b w:val="0"/>
+          <w:i w:val="0"/>
+          <w:sz w:val="22"/>
+        </w:rPr>
+        <w:t xml:space="preserve">x</w:t>
+      </w:r>
+      <w:r>
+        <w:rPr>
+          <w:rFonts w:ascii="Arial" w:hAnsi="Arial" w:cs="Arial"/>
+          <w:b w:val="0"/>
+          <w:i w:val="0"/>
+          <w:sz w:val="22"/>
+          <w:vertAlign w:val="subscript"/>
+        </w:rPr>
+        <w:t xml:space="preserve">1</w:t>
+      </w:r>
+      <w:r>
+        <w:rPr>
+          <w:rFonts w:ascii="Arial" w:hAnsi="Arial" w:cs="Arial"/>
+          <w:b w:val="0"/>
+          <w:i w:val="0"/>
+          <w:sz w:val="22"/>
+        </w:rPr>
+        <w:t xml:space="preserve">,</w:t>
+      </w:r>
+      <w:r>
+        <w:rPr>
+          <w:rFonts w:ascii="Arial" w:hAnsi="Arial" w:cs="Arial"/>
+          <w:b w:val="0"/>
+          <w:i w:val="0"/>
+          <w:sz w:val="22"/>
+        </w:rPr>
+        <w:t xml:space="preserve">x</w:t>
+      </w:r>
+      <w:r>
+        <w:rPr>
+          <w:rFonts w:ascii="Arial" w:hAnsi="Arial" w:cs="Arial"/>
+          <w:b w:val="0"/>
+          <w:i w:val="0"/>
+          <w:sz w:val="22"/>
+          <w:vertAlign w:val="subscript"/>
+        </w:rPr>
+        <w:t xml:space="preserve">2</w:t>
+      </w:r>
+      <w:r>
+        <w:rPr>
+          <w:rFonts w:ascii="Arial" w:hAnsi="Arial" w:cs="Arial"/>
+          <w:b w:val="0"/>
+          <w:i w:val="0"/>
+          <w:sz w:val="22"/>
+        </w:rPr>
+        <w:t xml:space="preserve">)=</w:t>
+      </w:r>
+      <w:r>
+        <w:rPr>
+          <w:rFonts w:ascii="Arial" w:hAnsi="Arial" w:cs="Arial"/>
+          <w:b w:val="0"/>
+          <w:i w:val="0"/>
+          <w:sz w:val="22"/>
+        </w:rPr>
+        <w:t xml:space="preserve">x</w:t>
+      </w:r>
+      <w:r>
+        <w:rPr>
+          <w:rFonts w:ascii="Arial" w:hAnsi="Arial" w:cs="Arial"/>
+          <w:b w:val="0"/>
+          <w:i w:val="0"/>
+          <w:sz w:val="22"/>
+          <w:vertAlign w:val="subscript"/>
+        </w:rPr>
+        <w:t xml:space="preserve">1</w:t>
+      </w:r>
+      <w:r>
+        <w:rPr>
+          <w:rFonts w:ascii="Arial" w:hAnsi="Arial" w:cs="Arial"/>
+          <w:b w:val="0"/>
+          <w:i w:val="0"/>
+          <w:sz w:val="22"/>
+        </w:rPr>
+        <w:t xml:space="preserve">²+2x2² dari </w:t>
+      </w:r>
+      <w:r>
+        <w:rPr>
+          <w:rFonts w:ascii="Arial" w:hAnsi="Arial" w:cs="Arial"/>
+          <w:b w:val="0"/>
+          <w:i w:val="0"/>
+          <w:sz w:val="22"/>
+        </w:rPr>
+        <w:t xml:space="preserve">x</w:t>
+      </w:r>
+      <w:r>
+        <w:rPr>
+          <w:rFonts w:ascii="Arial" w:hAnsi="Arial" w:cs="Arial"/>
+          <w:b w:val="0"/>
+          <w:i w:val="0"/>
+          <w:sz w:val="22"/>
+          <w:vertAlign w:val="subscript"/>
+        </w:rPr>
+        <w:t xml:space="preserve">0</w:t>
+      </w:r>
+      <w:r>
+        <w:rPr>
+          <w:rFonts w:ascii="Arial" w:hAnsi="Arial" w:cs="Arial"/>
+          <w:b w:val="0"/>
+          <w:i w:val="0"/>
+          <w:sz w:val="22"/>
+        </w:rPr>
+        <w:t xml:space="preserve">=(3,2) dengan ∇f=(6,8) dan α=0,1, iterasi pertama menghasilkan </w:t>
+      </w:r>
+      <w:r>
+        <w:rPr>
+          <w:rFonts w:ascii="Arial" w:hAnsi="Arial" w:cs="Arial"/>
+          <w:b w:val="0"/>
+          <w:i w:val="0"/>
+          <w:sz w:val="22"/>
+        </w:rPr>
+        <w:t xml:space="preserve">x</w:t>
+      </w:r>
+      <w:r>
+        <w:rPr>
+          <w:rFonts w:ascii="Arial" w:hAnsi="Arial" w:cs="Arial"/>
+          <w:b w:val="0"/>
+          <w:i w:val="0"/>
+          <w:sz w:val="22"/>
+          <w:vertAlign w:val="subscript"/>
+        </w:rPr>
+        <w:t xml:space="preserve">1</w:t>
+      </w:r>
+      <w:r>
+        <w:rPr>
+          <w:rFonts w:ascii="Arial" w:hAnsi="Arial" w:cs="Arial"/>
+          <w:b w:val="0"/>
+          <w:i w:val="0"/>
+          <w:sz w:val="22"/>
+        </w:rPr>
+        <w:t xml:space="preserve">=(2,4; 1,2).</w:t>
       </w:r>
     </w:p>
     <w:p>
@@ -2887,7 +3152,119 @@
           <w:i w:val="0"/>
           <w:sz w:val="22"/>
         </w:rPr>
-        <w:t>Backtracking line search (Armijo rule) memilih α secara adaptif: f(x_k+αd_k) ≤ f(x_k)+c·α·∇fᵀd_k dengan c≈10⁻⁴, lalu α dikurangi bertahap (faktor ρ=0,5) sampai kondisi terpenuhi. Ini mencegah overshoot tanpa harus mencoba-coba α secara manual.</w:t>
+        <w:t xml:space="preserve">Backtracking line search (Armijo rule) memilih α secara adaptif: f(</w:t>
+      </w:r>
+      <w:r>
+        <w:rPr>
+          <w:rFonts w:ascii="Arial" w:hAnsi="Arial" w:cs="Arial"/>
+          <w:b w:val="0"/>
+          <w:i w:val="0"/>
+          <w:sz w:val="22"/>
+        </w:rPr>
+        <w:t xml:space="preserve">x</w:t>
+      </w:r>
+      <w:r>
+        <w:rPr>
+          <w:rFonts w:ascii="Arial" w:hAnsi="Arial" w:cs="Arial"/>
+          <w:b w:val="0"/>
+          <w:i w:val="0"/>
+          <w:sz w:val="22"/>
+          <w:vertAlign w:val="subscript"/>
+        </w:rPr>
+        <w:t xml:space="preserve">k</w:t>
+      </w:r>
+      <w:r>
+        <w:rPr>
+          <w:rFonts w:ascii="Arial" w:hAnsi="Arial" w:cs="Arial"/>
+          <w:b w:val="0"/>
+          <w:i w:val="0"/>
+          <w:sz w:val="22"/>
+        </w:rPr>
+        <w:t xml:space="preserve">+α</w:t>
+      </w:r>
+      <w:r>
+        <w:rPr>
+          <w:rFonts w:ascii="Arial" w:hAnsi="Arial" w:cs="Arial"/>
+          <w:b w:val="0"/>
+          <w:i w:val="0"/>
+          <w:sz w:val="22"/>
+        </w:rPr>
+        <w:t xml:space="preserve">d</w:t>
+      </w:r>
+      <w:r>
+        <w:rPr>
+          <w:rFonts w:ascii="Arial" w:hAnsi="Arial" w:cs="Arial"/>
+          <w:b w:val="0"/>
+          <w:i w:val="0"/>
+          <w:sz w:val="22"/>
+          <w:vertAlign w:val="subscript"/>
+        </w:rPr>
+        <w:t xml:space="preserve">k</w:t>
+      </w:r>
+      <w:r>
+        <w:rPr>
+          <w:rFonts w:ascii="Arial" w:hAnsi="Arial" w:cs="Arial"/>
+          <w:b w:val="0"/>
+          <w:i w:val="0"/>
+          <w:sz w:val="22"/>
+        </w:rPr>
+        <w:t xml:space="preserve">) ≤ f(</w:t>
+      </w:r>
+      <w:r>
+        <w:rPr>
+          <w:rFonts w:ascii="Arial" w:hAnsi="Arial" w:cs="Arial"/>
+          <w:b w:val="0"/>
+          <w:i w:val="0"/>
+          <w:sz w:val="22"/>
+        </w:rPr>
+        <w:t xml:space="preserve">x</w:t>
+      </w:r>
+      <w:r>
+        <w:rPr>
+          <w:rFonts w:ascii="Arial" w:hAnsi="Arial" w:cs="Arial"/>
+          <w:b w:val="0"/>
+          <w:i w:val="0"/>
+          <w:sz w:val="22"/>
+          <w:vertAlign w:val="subscript"/>
+        </w:rPr>
+        <w:t xml:space="preserve">k</w:t>
+      </w:r>
+      <w:r>
+        <w:rPr>
+          <w:rFonts w:ascii="Arial" w:hAnsi="Arial" w:cs="Arial"/>
+          <w:b w:val="0"/>
+          <w:i w:val="0"/>
+          <w:sz w:val="22"/>
+        </w:rPr>
+        <w:t xml:space="preserve">)+c·α·∇fᵀ</w:t>
+      </w:r>
+      <w:r>
+        <w:rPr>
+          <w:rFonts w:ascii="Arial" w:hAnsi="Arial" w:cs="Arial"/>
+          <w:b w:val="0"/>
+          <w:i w:val="0"/>
+          <w:sz w:val="22"/>
+        </w:rPr>
+        <w:t xml:space="preserve">d</w:t>
+      </w:r>
+      <w:r>
+        <w:rPr>
+          <w:rFonts w:ascii="Arial" w:hAnsi="Arial" w:cs="Arial"/>
+          <w:b w:val="0"/>
+          <w:i w:val="0"/>
+          <w:sz w:val="22"/>
+          <w:vertAlign w:val="subscript"/>
+        </w:rPr>
+        <w:t xml:space="preserve">k</w:t>
+      </w:r>
+      <w:r>
+        <w:rPr>
+          <w:rFonts w:ascii="Arial" w:hAnsi="Arial" w:cs="Arial"/>
+          <w:b w:val="0"/>
+          <w:i w:val="0"/>
+          <w:sz w:val="22"/>
+        </w:rPr>
+        <w:t xml:space="preserve"> dengan c≈10⁻⁴, lalu α dikurangi bertahap (faktor ρ=0,5) sampai kondisi terpenuhi. Ini mencegah overshoot tanpa harus mencoba-coba α secara manual.</w:t>
       </w:r>
     </w:p>
     <w:p>
@@ -2911,7 +3288,54 @@
           <w:i w:val="0"/>
           <w:sz w:val="22"/>
         </w:rPr>
-        <w:t>Conjugate Gradient (Hestenes-Stiefel, 1952) memodifikasi arah pencarian d_{k+1}=-∇f+β·d_k sehingga untuk fungsi kuadratik konvergen dalam maksimal n iterasi, jauh lebih cepat dari steepest descent murni.</w:t>
+        <w:t xml:space="preserve">Conjugate Gradient (Hestenes-Stiefel, 1952) memodifikasi arah pencarian d</w:t>
+      </w:r>
+      <w:r>
+        <w:rPr>
+          <w:rFonts w:ascii="Arial" w:hAnsi="Arial" w:cs="Arial"/>
+          <w:b w:val="0"/>
+          <w:i w:val="0"/>
+          <w:sz w:val="22"/>
+          <w:vertAlign w:val="subscript"/>
+        </w:rPr>
+        <w:t xml:space="preserve">k+1</w:t>
+      </w:r>
+      <w:r>
+        <w:rPr>
+          <w:rFonts w:ascii="Arial" w:hAnsi="Arial" w:cs="Arial"/>
+          <w:b w:val="0"/>
+          <w:i w:val="0"/>
+          <w:sz w:val="22"/>
+        </w:rPr>
+        <w:t xml:space="preserve">=-∇f+β·</w:t>
+      </w:r>
+      <w:r>
+        <w:rPr>
+          <w:rFonts w:ascii="Arial" w:hAnsi="Arial" w:cs="Arial"/>
+          <w:b w:val="0"/>
+          <w:i w:val="0"/>
+          <w:sz w:val="22"/>
+        </w:rPr>
+        <w:t xml:space="preserve">d</w:t>
+      </w:r>
+      <w:r>
+        <w:rPr>
+          <w:rFonts w:ascii="Arial" w:hAnsi="Arial" w:cs="Arial"/>
+          <w:b w:val="0"/>
+          <w:i w:val="0"/>
+          <w:sz w:val="22"/>
+          <w:vertAlign w:val="subscript"/>
+        </w:rPr>
+        <w:t xml:space="preserve">k</w:t>
+      </w:r>
+      <w:r>
+        <w:rPr>
+          <w:rFonts w:ascii="Arial" w:hAnsi="Arial" w:cs="Arial"/>
+          <w:b w:val="0"/>
+          <w:i w:val="0"/>
+          <w:sz w:val="22"/>
+        </w:rPr>
+        <w:t xml:space="preserve"> sehingga untuk fungsi kuadratik konvergen dalam maksimal n iterasi, jauh lebih cepat dari steepest descent murni.</w:t>
       </w:r>
     </w:p>
     <w:p>
@@ -2968,7 +3392,100 @@
           <w:color w:val="444444"/>
           <w:sz w:val="20"/>
         </w:rPr>
-        <w:t>Gambar 2. Trajectory gradient descent pada kontur f(x)=(x1-3)²+2(x2-2)² dari x0=(0,0) menuju optimal (3,2), α=0,2.</w:t>
+        <w:t xml:space="preserve">Gambar 2. Trajectory gradient descent pada kontur f(x)=(</w:t>
+      </w:r>
+      <w:r>
+        <w:rPr>
+          <w:rFonts w:ascii="Arial" w:hAnsi="Arial" w:cs="Arial"/>
+          <w:b w:val="0"/>
+          <w:i/>
+          <w:color w:val="444444"/>
+          <w:sz w:val="20"/>
+        </w:rPr>
+        <w:t xml:space="preserve">x</w:t>
+      </w:r>
+      <w:r>
+        <w:rPr>
+          <w:rFonts w:ascii="Arial" w:hAnsi="Arial" w:cs="Arial"/>
+          <w:b w:val="0"/>
+          <w:i/>
+          <w:color w:val="444444"/>
+          <w:sz w:val="20"/>
+          <w:vertAlign w:val="subscript"/>
+        </w:rPr>
+        <w:t xml:space="preserve">1</w:t>
+      </w:r>
+      <w:r>
+        <w:rPr>
+          <w:rFonts w:ascii="Arial" w:hAnsi="Arial" w:cs="Arial"/>
+          <w:b w:val="0"/>
+          <w:i/>
+          <w:color w:val="444444"/>
+          <w:sz w:val="20"/>
+        </w:rPr>
+        <w:t xml:space="preserve">-3)²+2(</w:t>
+      </w:r>
+      <w:r>
+        <w:rPr>
+          <w:rFonts w:ascii="Arial" w:hAnsi="Arial" w:cs="Arial"/>
+          <w:b w:val="0"/>
+          <w:i/>
+          <w:color w:val="444444"/>
+          <w:sz w:val="20"/>
+        </w:rPr>
+        <w:t xml:space="preserve">x</w:t>
+      </w:r>
+      <w:r>
+        <w:rPr>
+          <w:rFonts w:ascii="Arial" w:hAnsi="Arial" w:cs="Arial"/>
+          <w:b w:val="0"/>
+          <w:i/>
+          <w:color w:val="444444"/>
+          <w:sz w:val="20"/>
+          <w:vertAlign w:val="subscript"/>
+        </w:rPr>
+        <w:t xml:space="preserve">2</w:t>
+      </w:r>
+      <w:r>
+        <w:rPr>
+          <w:rFonts w:ascii="Arial" w:hAnsi="Arial" w:cs="Arial"/>
+          <w:b w:val="0"/>
+          <w:i/>
+          <w:color w:val="444444"/>
+          <w:sz w:val="20"/>
+        </w:rPr>
+        <w:t xml:space="preserve">-2)² dari </w:t>
+      </w:r>
+      <w:r>
+        <w:rPr>
+          <w:rFonts w:ascii="Arial" w:hAnsi="Arial" w:cs="Arial"/>
+          <w:b w:val="0"/>
+          <w:i/>
+          <w:color w:val="444444"/>
+          <w:sz w:val="20"/>
+        </w:rPr>
+        <w:t xml:space="preserve">x</w:t>
+      </w:r>
+      <w:r>
+        <w:rPr>
+          <w:rFonts w:ascii="Arial" w:hAnsi="Arial" w:cs="Arial"/>
+          <w:b w:val="0"/>
+          <w:i/>
+          <w:color w:val="444444"/>
+          <w:sz w:val="20"/>
+          <w:vertAlign w:val="subscript"/>
+        </w:rPr>
+        <w:t xml:space="preserve">0</w:t>
+      </w:r>
+      <w:r>
+        <w:rPr>
+          <w:rFonts w:ascii="Arial" w:hAnsi="Arial" w:cs="Arial"/>
+          <w:b w:val="0"/>
+          <w:i/>
+          <w:color w:val="444444"/>
+          <w:sz w:val="20"/>
+        </w:rPr>
+        <w:t xml:space="preserve">=(0,0) menuju optimal (3,2), α=0,2.</w:t>
       </w:r>
     </w:p>
     <w:p>
@@ -3008,6 +3525,15 @@
           <w:sz w:val="22"/>
         </w:rPr>
         <w:t>Optimasi tinggi antena f(h)=1000/h+50h² untuk meminimalkan biaya kabel dan material tiang: f'(h)=-1000/h²+100h=0 menghasilkan h*=akar_pangkat_tiga(10)≈2,154 m; uji konveksitas f''(h)=2000/h³+100&gt;0 menegaskan ini adalah minimum global.</w:t>
+      </w:r>
+      <w:r>
+        <w:rPr>
+          <w:rFonts w:ascii="Arial" w:hAnsi="Arial" w:cs="Arial"/>
+          <w:b w:val="0"/>
+          <w:i w:val="0"/>
+          <w:sz w:val="22"/>
+        </w:rPr>
+        <w:t xml:space="preserve"> Bentuk ringkasnya dituliskan pada Persamaan (2).</w:t>
       </w:r>
     </w:p>
     <w:p>
@@ -3046,7 +3572,38 @@
           <w:color w:val="305496"/>
           <w:sz w:val="22"/>
         </w:rPr>
-        <w:t>Newton: dk = -[∇²f]⁻¹·∇f      BFGS update: B_{k+1} ≈ Bk + koreksi(sk,yk)      L-BFGS: simpan m pasangan terakhir</w:t>
+        <w:t xml:space="preserve">Newton: dk = -[∇²f]⁻¹·∇f      BFGS update: B</w:t>
+      </w:r>
+      <w:r>
+        <w:rPr>
+          <w:rFonts w:ascii="Arial" w:hAnsi="Arial" w:cs="Arial"/>
+          <w:b/>
+          <w:i/>
+          <w:color w:val="305496"/>
+          <w:sz w:val="22"/>
+          <w:vertAlign w:val="subscript"/>
+        </w:rPr>
+        <w:t xml:space="preserve">k+1</w:t>
+      </w:r>
+      <w:r>
+        <w:rPr>
+          <w:rFonts w:ascii="Arial" w:hAnsi="Arial" w:cs="Arial"/>
+          <w:b/>
+          <w:i/>
+          <w:color w:val="305496"/>
+          <w:sz w:val="22"/>
+        </w:rPr>
+        <w:t xml:space="preserve"> ≈ Bk + koreksi(sk,yk)      L-BFGS: simpan m pasangan terakhir</w:t>
+      </w:r>
+      <w:r>
+        <w:rPr>
+          <w:rFonts w:ascii="Arial" w:hAnsi="Arial" w:cs="Arial"/>
+          <w:b/>
+          <w:i/>
+          <w:color w:val="305496"/>
+          <w:sz w:val="22"/>
+        </w:rPr>
+        <w:t xml:space="preserve">   (2)</w:t>
       </w:r>
     </w:p>
     <w:p>
@@ -3070,7 +3627,54 @@
           <w:i w:val="0"/>
           <w:sz w:val="22"/>
         </w:rPr>
-        <w:t>Newton's method memakai informasi Hessian (turunan kedua) untuk membangun model kuadratik lokal, arah pencarian d=-H⁻¹·∇f. Konvergensinya kuadratik: ‖x_{k+1}-x*‖ ≤ C·‖x_k-x*‖², jauh lebih cepat dari gradient descent yang hanya konvergen linier, tetapi butuh biaya O(n³) untuk invers Hessian tiap iterasi.</w:t>
+        <w:t xml:space="preserve">Newton's method memakai informasi Hessian (turunan kedua) untuk membangun model kuadratik lokal, arah pencarian d=-H⁻¹·∇f. Konvergensinya kuadratik: ‖x</w:t>
+      </w:r>
+      <w:r>
+        <w:rPr>
+          <w:rFonts w:ascii="Arial" w:hAnsi="Arial" w:cs="Arial"/>
+          <w:b w:val="0"/>
+          <w:i w:val="0"/>
+          <w:sz w:val="22"/>
+          <w:vertAlign w:val="subscript"/>
+        </w:rPr>
+        <w:t xml:space="preserve">k+1</w:t>
+      </w:r>
+      <w:r>
+        <w:rPr>
+          <w:rFonts w:ascii="Arial" w:hAnsi="Arial" w:cs="Arial"/>
+          <w:b w:val="0"/>
+          <w:i w:val="0"/>
+          <w:sz w:val="22"/>
+        </w:rPr>
+        <w:t xml:space="preserve">-x*‖ ≤ C·‖</w:t>
+      </w:r>
+      <w:r>
+        <w:rPr>
+          <w:rFonts w:ascii="Arial" w:hAnsi="Arial" w:cs="Arial"/>
+          <w:b w:val="0"/>
+          <w:i w:val="0"/>
+          <w:sz w:val="22"/>
+        </w:rPr>
+        <w:t xml:space="preserve">x</w:t>
+      </w:r>
+      <w:r>
+        <w:rPr>
+          <w:rFonts w:ascii="Arial" w:hAnsi="Arial" w:cs="Arial"/>
+          <w:b w:val="0"/>
+          <w:i w:val="0"/>
+          <w:sz w:val="22"/>
+          <w:vertAlign w:val="subscript"/>
+        </w:rPr>
+        <w:t xml:space="preserve">k</w:t>
+      </w:r>
+      <w:r>
+        <w:rPr>
+          <w:rFonts w:ascii="Arial" w:hAnsi="Arial" w:cs="Arial"/>
+          <w:b w:val="0"/>
+          <w:i w:val="0"/>
+          <w:sz w:val="22"/>
+        </w:rPr>
+        <w:t xml:space="preserve">-x*‖², jauh lebih cepat dari gradient descent yang hanya konvergen linier, tetapi butuh biaya O(n³) untuk invers Hessian tiap iterasi.</w:t>
       </w:r>
     </w:p>
     <w:p>
@@ -3175,7 +3779,101 @@
           <w:i w:val="0"/>
           <w:sz w:val="22"/>
         </w:rPr>
-        <w:t>BFGS (Broyden-Fletcher-Goldfarb-Shanno, 1970) mengaproksimasi Hessian hanya dari informasi gradient via secant condition sk=x_{k+1}-x_k, yk=∇f_{k+1}-∇f_k; konvergensi super-linier tanpa perlu menghitung Hessian eksak.</w:t>
+        <w:t xml:space="preserve">BFGS (Broyden-Fletcher-Goldfarb-Shanno, 1970) mengaproksimasi Hessian hanya dari informasi gradient via secant condition sk=x</w:t>
+      </w:r>
+      <w:r>
+        <w:rPr>
+          <w:rFonts w:ascii="Arial" w:hAnsi="Arial" w:cs="Arial"/>
+          <w:b w:val="0"/>
+          <w:i w:val="0"/>
+          <w:sz w:val="22"/>
+          <w:vertAlign w:val="subscript"/>
+        </w:rPr>
+        <w:t xml:space="preserve">k+1</w:t>
+      </w:r>
+      <w:r>
+        <w:rPr>
+          <w:rFonts w:ascii="Arial" w:hAnsi="Arial" w:cs="Arial"/>
+          <w:b w:val="0"/>
+          <w:i w:val="0"/>
+          <w:sz w:val="22"/>
+        </w:rPr>
+        <w:t xml:space="preserve">-</w:t>
+      </w:r>
+      <w:r>
+        <w:rPr>
+          <w:rFonts w:ascii="Arial" w:hAnsi="Arial" w:cs="Arial"/>
+          <w:b w:val="0"/>
+          <w:i w:val="0"/>
+          <w:sz w:val="22"/>
+        </w:rPr>
+        <w:t xml:space="preserve">x</w:t>
+      </w:r>
+      <w:r>
+        <w:rPr>
+          <w:rFonts w:ascii="Arial" w:hAnsi="Arial" w:cs="Arial"/>
+          <w:b w:val="0"/>
+          <w:i w:val="0"/>
+          <w:sz w:val="22"/>
+          <w:vertAlign w:val="subscript"/>
+        </w:rPr>
+        <w:t xml:space="preserve">k</w:t>
+      </w:r>
+      <w:r>
+        <w:rPr>
+          <w:rFonts w:ascii="Arial" w:hAnsi="Arial" w:cs="Arial"/>
+          <w:b w:val="0"/>
+          <w:i w:val="0"/>
+          <w:sz w:val="22"/>
+        </w:rPr>
+        <w:t xml:space="preserve">, yk=∇f</w:t>
+      </w:r>
+      <w:r>
+        <w:rPr>
+          <w:rFonts w:ascii="Arial" w:hAnsi="Arial" w:cs="Arial"/>
+          <w:b w:val="0"/>
+          <w:i w:val="0"/>
+          <w:sz w:val="22"/>
+          <w:vertAlign w:val="subscript"/>
+        </w:rPr>
+        <w:t xml:space="preserve">k+1</w:t>
+      </w:r>
+      <w:r>
+        <w:rPr>
+          <w:rFonts w:ascii="Arial" w:hAnsi="Arial" w:cs="Arial"/>
+          <w:b w:val="0"/>
+          <w:i w:val="0"/>
+          <w:sz w:val="22"/>
+        </w:rPr>
+        <w:t xml:space="preserve">-∇</w:t>
+      </w:r>
+      <w:r>
+        <w:rPr>
+          <w:rFonts w:ascii="Arial" w:hAnsi="Arial" w:cs="Arial"/>
+          <w:b w:val="0"/>
+          <w:i w:val="0"/>
+          <w:sz w:val="22"/>
+        </w:rPr>
+        <w:t xml:space="preserve">f</w:t>
+      </w:r>
+      <w:r>
+        <w:rPr>
+          <w:rFonts w:ascii="Arial" w:hAnsi="Arial" w:cs="Arial"/>
+          <w:b w:val="0"/>
+          <w:i w:val="0"/>
+          <w:sz w:val="22"/>
+          <w:vertAlign w:val="subscript"/>
+        </w:rPr>
+        <w:t xml:space="preserve">k</w:t>
+      </w:r>
+      <w:r>
+        <w:rPr>
+          <w:rFonts w:ascii="Arial" w:hAnsi="Arial" w:cs="Arial"/>
+          <w:b w:val="0"/>
+          <w:i w:val="0"/>
+          <w:sz w:val="22"/>
+        </w:rPr>
+        <w:t xml:space="preserve">; konvergensi super-linier tanpa perlu menghitung Hessian eksak.</w:t>
       </w:r>
     </w:p>
     <w:p>
@@ -3761,7 +4459,26 @@
                 <w:i w:val="0"/>
                 <w:sz w:val="19"/>
               </w:rPr>
-              <w:t>O(n^3)</w:t>
+              <w:t xml:space="preserve">O(n</w:t>
+            </w:r>
+            <w:r>
+              <w:rPr>
+                <w:rFonts w:ascii="Arial" w:hAnsi="Arial" w:cs="Arial"/>
+                <w:b w:val="0"/>
+                <w:i w:val="0"/>
+                <w:sz w:val="19"/>
+                <w:vertAlign w:val="superscript"/>
+              </w:rPr>
+              <w:t xml:space="preserve">3</w:t>
+            </w:r>
+            <w:r>
+              <w:rPr>
+                <w:rFonts w:ascii="Arial" w:hAnsi="Arial" w:cs="Arial"/>
+                <w:b w:val="0"/>
+                <w:i w:val="0"/>
+                <w:sz w:val="19"/>
+              </w:rPr>
+              <w:t xml:space="preserve">)</w:t>
             </w:r>
           </w:p>
         </w:tc>
@@ -3896,7 +4613,26 @@
                 <w:i w:val="0"/>
                 <w:sz w:val="19"/>
               </w:rPr>
-              <w:t>O(n^2)</w:t>
+              <w:t xml:space="preserve">O(n</w:t>
+            </w:r>
+            <w:r>
+              <w:rPr>
+                <w:rFonts w:ascii="Arial" w:hAnsi="Arial" w:cs="Arial"/>
+                <w:b w:val="0"/>
+                <w:i w:val="0"/>
+                <w:sz w:val="19"/>
+                <w:vertAlign w:val="superscript"/>
+              </w:rPr>
+              <w:t xml:space="preserve">2</w:t>
+            </w:r>
+            <w:r>
+              <w:rPr>
+                <w:rFonts w:ascii="Arial" w:hAnsi="Arial" w:cs="Arial"/>
+                <w:b w:val="0"/>
+                <w:i w:val="0"/>
+                <w:sz w:val="19"/>
+              </w:rPr>
+              <w:t xml:space="preserve">)</w:t>
             </w:r>
           </w:p>
         </w:tc>
@@ -4127,6 +4863,15 @@
         </w:rPr>
         <w:t>Sebelum memakai gradient analitik dalam kode produksi, validasi dulu dengan `scipy.optimize.check_grad(f, jac, x0)` untuk memastikan turunan yang diimplementasikan benar.</w:t>
       </w:r>
+      <w:r>
+        <w:rPr>
+          <w:rFonts w:ascii="Arial" w:hAnsi="Arial" w:cs="Arial"/>
+          <w:b w:val="0"/>
+          <w:i w:val="0"/>
+          <w:sz w:val="22"/>
+        </w:rPr>
+        <w:t xml:space="preserve"> Persamaan (3) memadatkan aturan tersebut.</w:t>
+      </w:r>
     </w:p>
     <w:p>
       <w:pPr>
@@ -4166,6 +4911,16 @@
         </w:rPr>
         <w:t>Stationarity: ∇f+Σλi∇hi+Σμj∇gj=0      Primal feasibility: g(x)≤0, h(x)=0      Dual feasibility: μj≥0      Complementary slackness: μj·gj(x)=0</w:t>
       </w:r>
+      <w:r>
+        <w:rPr>
+          <w:rFonts w:ascii="Arial" w:hAnsi="Arial" w:cs="Arial"/>
+          <w:b/>
+          <w:i/>
+          <w:color w:val="305496"/>
+          <w:sz w:val="22"/>
+        </w:rPr>
+        <w:t xml:space="preserve">   (3)</w:t>
+      </w:r>
     </w:p>
     <w:p>
       <w:pPr>
@@ -4197,7 +4952,7 @@
           <w:i w:val="0"/>
           <w:sz w:val="22"/>
         </w:rPr>
-        <w:t>L(x,λ)=f(x)+λᵀ·h(x)+μᵀ·g(x); turunan Lagrangian terhadap x memberi syarat stasioner, dan ∂f*/∂b=-λ* menghubungkan multiplier dengan sensitivitas terhadap RHS kendala.</w:t>
+        <w:t xml:space="preserve">L(x,λ)=f(x)+λᵀ·h(x)+μᵀ·g(x); turunan Lagrangian terhadap x memberi syarat stasioner, dan ∂f*/∂b=-λ·menghubungkan multiplier dengan sensitivitas terhadap RHS kendala.</w:t>
       </w:r>
     </w:p>
     <w:p>
@@ -4362,7 +5117,35 @@
           <w:i w:val="0"/>
           <w:sz w:val="22"/>
         </w:rPr>
-        <w:t>L_A=f+λᵀh+(ρ/2)‖h‖²; menggabungkan penalty dan multiplier Lagrange (Powell 1969, Hestenes 1969) sehingga ρ tidak perlu sangat besar untuk akurasi tinggi.</w:t>
+        <w:t xml:space="preserve"/>
+      </w:r>
+      <w:r>
+        <w:rPr>
+          <w:rFonts w:ascii="Arial" w:hAnsi="Arial" w:cs="Arial"/>
+          <w:b w:val="0"/>
+          <w:i w:val="0"/>
+          <w:sz w:val="22"/>
+        </w:rPr>
+        <w:t xml:space="preserve">L</w:t>
+      </w:r>
+      <w:r>
+        <w:rPr>
+          <w:rFonts w:ascii="Arial" w:hAnsi="Arial" w:cs="Arial"/>
+          <w:b w:val="0"/>
+          <w:i w:val="0"/>
+          <w:sz w:val="22"/>
+          <w:vertAlign w:val="subscript"/>
+        </w:rPr>
+        <w:t xml:space="preserve">A</w:t>
+      </w:r>
+      <w:r>
+        <w:rPr>
+          <w:rFonts w:ascii="Arial" w:hAnsi="Arial" w:cs="Arial"/>
+          <w:b w:val="0"/>
+          <w:i w:val="0"/>
+          <w:sz w:val="22"/>
+        </w:rPr>
+        <w:t xml:space="preserve">=f+λᵀh+(ρ/2)‖h‖²; menggabungkan penalty dan multiplier Lagrange (Powell 1969, Hestenes 1969) sehingga ρ tidak perlu sangat besar untuk akurasi tinggi.</w:t>
       </w:r>
     </w:p>
     <w:p>
@@ -5752,7 +6535,100 @@
           <w:color w:val="444444"/>
           <w:sz w:val="20"/>
         </w:rPr>
-        <w:t>Gambar 5. Trajectory BFGS pada Rosenbrock function f(x)=(1-x1)²+100(x2-x1²)², benchmark klasik NLP dengan lembah sempit melengkung.</w:t>
+        <w:t xml:space="preserve">Gambar 5. Trajectory BFGS pada Rosenbrock function f(x)=(1-</w:t>
+      </w:r>
+      <w:r>
+        <w:rPr>
+          <w:rFonts w:ascii="Arial" w:hAnsi="Arial" w:cs="Arial"/>
+          <w:b w:val="0"/>
+          <w:i/>
+          <w:color w:val="444444"/>
+          <w:sz w:val="20"/>
+        </w:rPr>
+        <w:t xml:space="preserve">x</w:t>
+      </w:r>
+      <w:r>
+        <w:rPr>
+          <w:rFonts w:ascii="Arial" w:hAnsi="Arial" w:cs="Arial"/>
+          <w:b w:val="0"/>
+          <w:i/>
+          <w:color w:val="444444"/>
+          <w:sz w:val="20"/>
+          <w:vertAlign w:val="subscript"/>
+        </w:rPr>
+        <w:t xml:space="preserve">1</w:t>
+      </w:r>
+      <w:r>
+        <w:rPr>
+          <w:rFonts w:ascii="Arial" w:hAnsi="Arial" w:cs="Arial"/>
+          <w:b w:val="0"/>
+          <w:i/>
+          <w:color w:val="444444"/>
+          <w:sz w:val="20"/>
+        </w:rPr>
+        <w:t xml:space="preserve">)²+100(</w:t>
+      </w:r>
+      <w:r>
+        <w:rPr>
+          <w:rFonts w:ascii="Arial" w:hAnsi="Arial" w:cs="Arial"/>
+          <w:b w:val="0"/>
+          <w:i/>
+          <w:color w:val="444444"/>
+          <w:sz w:val="20"/>
+        </w:rPr>
+        <w:t xml:space="preserve">x</w:t>
+      </w:r>
+      <w:r>
+        <w:rPr>
+          <w:rFonts w:ascii="Arial" w:hAnsi="Arial" w:cs="Arial"/>
+          <w:b w:val="0"/>
+          <w:i/>
+          <w:color w:val="444444"/>
+          <w:sz w:val="20"/>
+          <w:vertAlign w:val="subscript"/>
+        </w:rPr>
+        <w:t xml:space="preserve">2</w:t>
+      </w:r>
+      <w:r>
+        <w:rPr>
+          <w:rFonts w:ascii="Arial" w:hAnsi="Arial" w:cs="Arial"/>
+          <w:b w:val="0"/>
+          <w:i/>
+          <w:color w:val="444444"/>
+          <w:sz w:val="20"/>
+        </w:rPr>
+        <w:t xml:space="preserve">-</w:t>
+      </w:r>
+      <w:r>
+        <w:rPr>
+          <w:rFonts w:ascii="Arial" w:hAnsi="Arial" w:cs="Arial"/>
+          <w:b w:val="0"/>
+          <w:i/>
+          <w:color w:val="444444"/>
+          <w:sz w:val="20"/>
+        </w:rPr>
+        <w:t xml:space="preserve">x</w:t>
+      </w:r>
+      <w:r>
+        <w:rPr>
+          <w:rFonts w:ascii="Arial" w:hAnsi="Arial" w:cs="Arial"/>
+          <w:b w:val="0"/>
+          <w:i/>
+          <w:color w:val="444444"/>
+          <w:sz w:val="20"/>
+          <w:vertAlign w:val="subscript"/>
+        </w:rPr>
+        <w:t xml:space="preserve">1</w:t>
+      </w:r>
+      <w:r>
+        <w:rPr>
+          <w:rFonts w:ascii="Arial" w:hAnsi="Arial" w:cs="Arial"/>
+          <w:b w:val="0"/>
+          <w:i/>
+          <w:color w:val="444444"/>
+          <w:sz w:val="20"/>
+        </w:rPr>
+        <w:t xml:space="preserve">²)², benchmark klasik NLP dengan lembah sempit melengkung.</w:t>
       </w:r>
     </w:p>
     <w:p>
@@ -5833,7 +6709,91 @@
           <w:i w:val="0"/>
           <w:sz w:val="22"/>
         </w:rPr>
-        <w:t>constrained NLP desain pegas coil: minimisasi massa dengan kendala tegangan geser dan defleksi, memakai `method='SLSQP'`, konstanta ρ=7,85e-6 kg/mm³, G=79300 MPa, τ_y=600 MPa, F=500 N, D=50 mm, δ_target=25 mm, bounds d∈[2,15], N∈[5,30], L∈[50,200], x0=[8,12,120].</w:t>
+        <w:t xml:space="preserve">constrained NLP desain pegas coil: minimisasi massa dengan kendala tegangan geser dan defleksi, memakai `method='SLSQP'`, konstanta ρ=7,85e-6 kg/mm³, G=79300 MPa, </w:t>
+      </w:r>
+      <w:r>
+        <w:rPr>
+          <w:rFonts w:ascii="Arial" w:hAnsi="Arial" w:cs="Arial"/>
+          <w:b w:val="0"/>
+          <w:i w:val="0"/>
+          <w:sz w:val="22"/>
+        </w:rPr>
+        <w:t xml:space="preserve">τ</w:t>
+      </w:r>
+      <w:r>
+        <w:rPr>
+          <w:rFonts w:ascii="Arial" w:hAnsi="Arial" w:cs="Arial"/>
+          <w:b w:val="0"/>
+          <w:i w:val="0"/>
+          <w:sz w:val="22"/>
+          <w:vertAlign w:val="subscript"/>
+        </w:rPr>
+        <w:t xml:space="preserve">y</w:t>
+      </w:r>
+      <w:r>
+        <w:rPr>
+          <w:rFonts w:ascii="Arial" w:hAnsi="Arial" w:cs="Arial"/>
+          <w:b w:val="0"/>
+          <w:i w:val="0"/>
+          <w:sz w:val="22"/>
+        </w:rPr>
+        <w:t xml:space="preserve">=600 MPa, F=500 N, D=50 mm, </w:t>
+      </w:r>
+      <w:r>
+        <w:rPr>
+          <w:rFonts w:ascii="Arial" w:hAnsi="Arial" w:cs="Arial"/>
+          <w:b w:val="0"/>
+          <w:i w:val="0"/>
+          <w:sz w:val="22"/>
+        </w:rPr>
+        <w:t xml:space="preserve">δ</w:t>
+      </w:r>
+      <w:r>
+        <w:rPr>
+          <w:rFonts w:ascii="Arial" w:hAnsi="Arial" w:cs="Arial"/>
+          <w:b w:val="0"/>
+          <w:i w:val="0"/>
+          <w:sz w:val="22"/>
+          <w:vertAlign w:val="subscript"/>
+        </w:rPr>
+        <w:t xml:space="preserve">target</w:t>
+      </w:r>
+      <w:r>
+        <w:rPr>
+          <w:rFonts w:ascii="Arial" w:hAnsi="Arial" w:cs="Arial"/>
+          <w:b w:val="0"/>
+          <w:i w:val="0"/>
+          <w:sz w:val="22"/>
+        </w:rPr>
+        <w:t xml:space="preserve">=25 mm, bounds d∈[2,15], N∈[5,30], L∈[50,200], </w:t>
+      </w:r>
+      <w:r>
+        <w:rPr>
+          <w:rFonts w:ascii="Arial" w:hAnsi="Arial" w:cs="Arial"/>
+          <w:b w:val="0"/>
+          <w:i w:val="0"/>
+          <w:sz w:val="22"/>
+        </w:rPr>
+        <w:t xml:space="preserve">x</w:t>
+      </w:r>
+      <w:r>
+        <w:rPr>
+          <w:rFonts w:ascii="Arial" w:hAnsi="Arial" w:cs="Arial"/>
+          <w:b w:val="0"/>
+          <w:i w:val="0"/>
+          <w:sz w:val="22"/>
+          <w:vertAlign w:val="subscript"/>
+        </w:rPr>
+        <w:t xml:space="preserve">0</w:t>
+      </w:r>
+      <w:r>
+        <w:rPr>
+          <w:rFonts w:ascii="Arial" w:hAnsi="Arial" w:cs="Arial"/>
+          <w:b w:val="0"/>
+          <w:i w:val="0"/>
+          <w:sz w:val="22"/>
+        </w:rPr>
+        <w:t xml:space="preserve">=[8,12,120].</w:t>
       </w:r>
     </w:p>
     <w:p>
@@ -6076,7 +7036,7 @@
           <w:color w:val="444444"/>
           <w:sz w:val="20"/>
         </w:rPr>
-        <w:t>Gambar 7. Penalty method: F(x)=x²+ρ·max(0,2-x)² untuk ρ=1, 10, 100; solusi x* semakin mendekati batas kendala x=2 saat ρ membesar.</w:t>
+        <w:t xml:space="preserve">Gambar 7. Penalty method: F(x)=x²+ρ·max(0,2-x)² untuk ρ=1, 10, 100; solusi x·semakin mendekati batas kendala x=2 saat ρ membesar.</w:t>
       </w:r>
     </w:p>
     <w:p>
@@ -6409,7 +7369,82 @@
           <w:i w:val="0"/>
           <w:sz w:val="22"/>
         </w:rPr>
-        <w:t>Pada gradient descent dengan formula x_{k+1} = x_k - α·∇f(x_k), peran step size α adalah...</w:t>
+        <w:t xml:space="preserve">Pada gradient descent dengan formula x</w:t>
+      </w:r>
+      <w:r>
+        <w:rPr>
+          <w:rFonts w:ascii="Arial" w:hAnsi="Arial" w:cs="Arial"/>
+          <w:b w:val="0"/>
+          <w:i w:val="0"/>
+          <w:sz w:val="22"/>
+          <w:vertAlign w:val="subscript"/>
+        </w:rPr>
+        <w:t xml:space="preserve">k+1</w:t>
+      </w:r>
+      <w:r>
+        <w:rPr>
+          <w:rFonts w:ascii="Arial" w:hAnsi="Arial" w:cs="Arial"/>
+          <w:b w:val="0"/>
+          <w:i w:val="0"/>
+          <w:sz w:val="22"/>
+        </w:rPr>
+        <w:t xml:space="preserve"> = </w:t>
+      </w:r>
+      <w:r>
+        <w:rPr>
+          <w:rFonts w:ascii="Arial" w:hAnsi="Arial" w:cs="Arial"/>
+          <w:b w:val="0"/>
+          <w:i w:val="0"/>
+          <w:sz w:val="22"/>
+        </w:rPr>
+        <w:t xml:space="preserve">x</w:t>
+      </w:r>
+      <w:r>
+        <w:rPr>
+          <w:rFonts w:ascii="Arial" w:hAnsi="Arial" w:cs="Arial"/>
+          <w:b w:val="0"/>
+          <w:i w:val="0"/>
+          <w:sz w:val="22"/>
+          <w:vertAlign w:val="subscript"/>
+        </w:rPr>
+        <w:t xml:space="preserve">k</w:t>
+      </w:r>
+      <w:r>
+        <w:rPr>
+          <w:rFonts w:ascii="Arial" w:hAnsi="Arial" w:cs="Arial"/>
+          <w:b w:val="0"/>
+          <w:i w:val="0"/>
+          <w:sz w:val="22"/>
+        </w:rPr>
+        <w:t xml:space="preserve"> - α·∇f(</w:t>
+      </w:r>
+      <w:r>
+        <w:rPr>
+          <w:rFonts w:ascii="Arial" w:hAnsi="Arial" w:cs="Arial"/>
+          <w:b w:val="0"/>
+          <w:i w:val="0"/>
+          <w:sz w:val="22"/>
+        </w:rPr>
+        <w:t xml:space="preserve">x</w:t>
+      </w:r>
+      <w:r>
+        <w:rPr>
+          <w:rFonts w:ascii="Arial" w:hAnsi="Arial" w:cs="Arial"/>
+          <w:b w:val="0"/>
+          <w:i w:val="0"/>
+          <w:sz w:val="22"/>
+          <w:vertAlign w:val="subscript"/>
+        </w:rPr>
+        <w:t xml:space="preserve">k</w:t>
+      </w:r>
+      <w:r>
+        <w:rPr>
+          <w:rFonts w:ascii="Arial" w:hAnsi="Arial" w:cs="Arial"/>
+          <w:b w:val="0"/>
+          <w:i w:val="0"/>
+          <w:sz w:val="22"/>
+        </w:rPr>
+        <w:t xml:space="preserve">), peran step size α adalah...</w:t>
       </w:r>
     </w:p>
     <w:p>
@@ -6913,7 +7948,7 @@
           <w:i w:val="0"/>
           <w:sz w:val="22"/>
         </w:rPr>
-        <w:t>Untuk masalah NLP berkendala min f(x) s.t. g(x)≤0, h(x)=0, Lagrangian didefinisikan sebagai...</w:t>
+        <w:t xml:space="preserve">Untuk masalah NLP berkendala min f(x) s·t. g(x)≤0, h(x)=0, Lagrangian didefinisikan sebagai...</w:t>
       </w:r>
     </w:p>
     <w:p>
@@ -7021,7 +8056,7 @@
           <w:color w:val="333333"/>
           <w:sz w:val="21"/>
         </w:rPr>
-        <w:t>L = f(x) . g(x) . h(x) (perkalian)</w:t>
+        <w:t xml:space="preserve">L = f(x) · g(x) · h(x) (perkalian)</w:t>
       </w:r>
     </w:p>
     <w:p>
@@ -7153,7 +8188,7 @@
           <w:color w:val="333333"/>
           <w:sz w:val="21"/>
         </w:rPr>
-        <w:t>μj . gj(x*) = 0; kendala aktif (g=0) bisa punya μ&gt;0, kendala tidak aktif (g&lt;0) harus μ=0</w:t>
+        <w:t xml:space="preserve">μj · gj(x*) = 0; kendala aktif (g=0) bisa punya μ&gt;0, kendala tidak aktif (g&lt;0) harus μ=0</w:t>
       </w:r>
     </w:p>
     <w:p>
@@ -7952,7 +8987,35 @@
           <w:i w:val="0"/>
           <w:sz w:val="22"/>
         </w:rPr>
-        <w:t>Selesaikan unconstrained NLP min f(x) = (x-4)² dengan scipy.optimize.minimize method BFGS, x0=0. Print nilai x optimal.</w:t>
+        <w:t xml:space="preserve">Selesaikan unconstrained NLP min f(x) = (x-4)² dengan scipy.optimize.minimize method BFGS, </w:t>
+      </w:r>
+      <w:r>
+        <w:rPr>
+          <w:rFonts w:ascii="Arial" w:hAnsi="Arial" w:cs="Arial"/>
+          <w:b w:val="0"/>
+          <w:i w:val="0"/>
+          <w:sz w:val="22"/>
+        </w:rPr>
+        <w:t xml:space="preserve">x</w:t>
+      </w:r>
+      <w:r>
+        <w:rPr>
+          <w:rFonts w:ascii="Arial" w:hAnsi="Arial" w:cs="Arial"/>
+          <w:b w:val="0"/>
+          <w:i w:val="0"/>
+          <w:sz w:val="22"/>
+          <w:vertAlign w:val="subscript"/>
+        </w:rPr>
+        <w:t xml:space="preserve">0</w:t>
+      </w:r>
+      <w:r>
+        <w:rPr>
+          <w:rFonts w:ascii="Arial" w:hAnsi="Arial" w:cs="Arial"/>
+          <w:b w:val="0"/>
+          <w:i w:val="0"/>
+          <w:sz w:val="22"/>
+        </w:rPr>
+        <w:t xml:space="preserve">=0. Print nilai x optimal.</w:t>
       </w:r>
     </w:p>
     <w:p>
@@ -7988,7 +9051,7 @@
           <w:color w:val="333333"/>
           <w:sz w:val="21"/>
         </w:rPr>
-        <w:t>Definisikan fungsi tujuan sebagai lambda, panggil minimize(..., method='BFGS'), lalu ambil x optimal dari res.x. Cek analitik: turunan nol di x=4.</w:t>
+        <w:t xml:space="preserve">Definisikan fungsi tujuan sebagai λ, panggil minimize(..., method='BFGS'), lalu ambil x optimal dari res.x. Cek analitik: turunan nol di x=4.</w:t>
       </w:r>
     </w:p>
     <w:p>
@@ -8012,7 +9075,63 @@
           <w:i w:val="0"/>
           <w:sz w:val="22"/>
         </w:rPr>
-        <w:t>Untuk fungsi quadratic 2D f(x,y)=(x-3)²+2(y-2)², hitung nilai gradient di titik (1,1) sebagai vektor norma: ‖∇f(1,1)‖=akar(∇f_x²+∇f_y²). Print nilainya.</w:t>
+        <w:t xml:space="preserve">Untuk fungsi quadratic 2D f(x,y)=(x-3)²+2(y-2)², hitung nilai gradient di titik (1,1) sebagai vektor norma: ‖∇f(1,1)‖=√(∇</w:t>
+      </w:r>
+      <w:r>
+        <w:rPr>
+          <w:rFonts w:ascii="Arial" w:hAnsi="Arial" w:cs="Arial"/>
+          <w:b w:val="0"/>
+          <w:i w:val="0"/>
+          <w:sz w:val="22"/>
+        </w:rPr>
+        <w:t xml:space="preserve">f</w:t>
+      </w:r>
+      <w:r>
+        <w:rPr>
+          <w:rFonts w:ascii="Arial" w:hAnsi="Arial" w:cs="Arial"/>
+          <w:b w:val="0"/>
+          <w:i w:val="0"/>
+          <w:sz w:val="22"/>
+          <w:vertAlign w:val="subscript"/>
+        </w:rPr>
+        <w:t xml:space="preserve">x</w:t>
+      </w:r>
+      <w:r>
+        <w:rPr>
+          <w:rFonts w:ascii="Arial" w:hAnsi="Arial" w:cs="Arial"/>
+          <w:b w:val="0"/>
+          <w:i w:val="0"/>
+          <w:sz w:val="22"/>
+        </w:rPr>
+        <w:t xml:space="preserve">²+∇</w:t>
+      </w:r>
+      <w:r>
+        <w:rPr>
+          <w:rFonts w:ascii="Arial" w:hAnsi="Arial" w:cs="Arial"/>
+          <w:b w:val="0"/>
+          <w:i w:val="0"/>
+          <w:sz w:val="22"/>
+        </w:rPr>
+        <w:t xml:space="preserve">f</w:t>
+      </w:r>
+      <w:r>
+        <w:rPr>
+          <w:rFonts w:ascii="Arial" w:hAnsi="Arial" w:cs="Arial"/>
+          <w:b w:val="0"/>
+          <w:i w:val="0"/>
+          <w:sz w:val="22"/>
+          <w:vertAlign w:val="subscript"/>
+        </w:rPr>
+        <w:t xml:space="preserve">y</w:t>
+      </w:r>
+      <w:r>
+        <w:rPr>
+          <w:rFonts w:ascii="Arial" w:hAnsi="Arial" w:cs="Arial"/>
+          <w:b w:val="0"/>
+          <w:i w:val="0"/>
+          <w:sz w:val="22"/>
+        </w:rPr>
+        <w:t xml:space="preserve">²). Print nilainya.</w:t>
       </w:r>
     </w:p>
     <w:p>
@@ -8048,7 +9167,69 @@
           <w:color w:val="333333"/>
           <w:sz w:val="21"/>
         </w:rPr>
-        <w:t>Gradien ∇f = (2(x-3), 4(y-2)); evaluasi di titik yang diminta lalu hitung norma = akar(∇f_x²+∇f_y²) dengan np.sqrt.</w:t>
+        <w:t xml:space="preserve">Gradien ∇f = (2(x-3), 4(y-2)); evaluasi di titik yang diminta lalu hitung norma = √(∇</w:t>
+      </w:r>
+      <w:r>
+        <w:rPr>
+          <w:rFonts w:ascii="Arial" w:hAnsi="Arial" w:cs="Arial"/>
+          <w:b w:val="0"/>
+          <w:i w:val="0"/>
+          <w:color w:val="333333"/>
+          <w:sz w:val="21"/>
+        </w:rPr>
+        <w:t xml:space="preserve">f</w:t>
+      </w:r>
+      <w:r>
+        <w:rPr>
+          <w:rFonts w:ascii="Arial" w:hAnsi="Arial" w:cs="Arial"/>
+          <w:b w:val="0"/>
+          <w:i w:val="0"/>
+          <w:color w:val="333333"/>
+          <w:sz w:val="21"/>
+          <w:vertAlign w:val="subscript"/>
+        </w:rPr>
+        <w:t xml:space="preserve">x</w:t>
+      </w:r>
+      <w:r>
+        <w:rPr>
+          <w:rFonts w:ascii="Arial" w:hAnsi="Arial" w:cs="Arial"/>
+          <w:b w:val="0"/>
+          <w:i w:val="0"/>
+          <w:color w:val="333333"/>
+          <w:sz w:val="21"/>
+        </w:rPr>
+        <w:t xml:space="preserve">²+∇</w:t>
+      </w:r>
+      <w:r>
+        <w:rPr>
+          <w:rFonts w:ascii="Arial" w:hAnsi="Arial" w:cs="Arial"/>
+          <w:b w:val="0"/>
+          <w:i w:val="0"/>
+          <w:color w:val="333333"/>
+          <w:sz w:val="21"/>
+        </w:rPr>
+        <w:t xml:space="preserve">f</w:t>
+      </w:r>
+      <w:r>
+        <w:rPr>
+          <w:rFonts w:ascii="Arial" w:hAnsi="Arial" w:cs="Arial"/>
+          <w:b w:val="0"/>
+          <w:i w:val="0"/>
+          <w:color w:val="333333"/>
+          <w:sz w:val="21"/>
+          <w:vertAlign w:val="subscript"/>
+        </w:rPr>
+        <w:t xml:space="preserve">y</w:t>
+      </w:r>
+      <w:r>
+        <w:rPr>
+          <w:rFonts w:ascii="Arial" w:hAnsi="Arial" w:cs="Arial"/>
+          <w:b w:val="0"/>
+          <w:i w:val="0"/>
+          <w:color w:val="333333"/>
+          <w:sz w:val="21"/>
+        </w:rPr>
+        <w:t xml:space="preserve">²) dengan np.sqrt.</w:t>
       </w:r>
     </w:p>
     <w:p>
@@ -8072,7 +9253,35 @@
           <w:i w:val="0"/>
           <w:sz w:val="22"/>
         </w:rPr>
-        <w:t>Selesaikan min f(x,y)=x²+2y² dengan scipy.minimize method BFGS, x0=[3,2]. Print nilai f optimal (f(x*)).</w:t>
+        <w:t xml:space="preserve">Selesaikan min f(x,y)=x²+2y² dengan scipy.minimize method BFGS, </w:t>
+      </w:r>
+      <w:r>
+        <w:rPr>
+          <w:rFonts w:ascii="Arial" w:hAnsi="Arial" w:cs="Arial"/>
+          <w:b w:val="0"/>
+          <w:i w:val="0"/>
+          <w:sz w:val="22"/>
+        </w:rPr>
+        <w:t xml:space="preserve">x</w:t>
+      </w:r>
+      <w:r>
+        <w:rPr>
+          <w:rFonts w:ascii="Arial" w:hAnsi="Arial" w:cs="Arial"/>
+          <w:b w:val="0"/>
+          <w:i w:val="0"/>
+          <w:sz w:val="22"/>
+          <w:vertAlign w:val="subscript"/>
+        </w:rPr>
+        <w:t xml:space="preserve">0</w:t>
+      </w:r>
+      <w:r>
+        <w:rPr>
+          <w:rFonts w:ascii="Arial" w:hAnsi="Arial" w:cs="Arial"/>
+          <w:b w:val="0"/>
+          <w:i w:val="0"/>
+          <w:sz w:val="22"/>
+        </w:rPr>
+        <w:t xml:space="preserve">=[3,2]. Print nilai f optimal (f(x*)).</w:t>
       </w:r>
     </w:p>
     <w:p>
@@ -8108,7 +9317,7 @@
           <w:color w:val="333333"/>
           <w:sz w:val="21"/>
         </w:rPr>
-        <w:t>Panggil minimize(..., method='BFGS') dengan fungsi tujuan sebagai lambda; nilai f optimal dibaca dari res.fun (bisa sangat kecil karena floating point).</w:t>
+        <w:t xml:space="preserve">Panggil minimize(..., method='BFGS') dengan fungsi tujuan sebagai λ; nilai f optimal dibaca dari res.fun (bisa sangat kecil karena floating point).</w:t>
       </w:r>
     </w:p>
     <w:p>
@@ -8132,7 +9341,7 @@
           <w:i w:val="0"/>
           <w:sz w:val="22"/>
         </w:rPr>
-        <w:t>Selesaikan NLP berkendala min f(x,y)=x²+y² s.t. x+y=4. Pakai method='SLSQP' dengan constraints={'type':'eq', 'fun': lambda x: x[0]+x[1]-4}. Print x optimal (x[0]).</w:t>
+        <w:t xml:space="preserve">Selesaikan NLP berkendala min f(x,y)=x²+y² s·t. x+y=4. Pakai method='SLSQP' dengan constraints={'type':'eq', 'fun': lambda x: x[0]+x[1]-4}. Print x optimal (x[0]).</w:t>
       </w:r>
     </w:p>
     <w:p>
@@ -8192,7 +9401,7 @@
           <w:i w:val="0"/>
           <w:sz w:val="22"/>
         </w:rPr>
-        <w:t>Untuk masalah sebelumnya (min x²+y² s.t. x+y=4), hitung multiplier λ dari Lagrangian L=x²+y²+λ(x+y-4). Solusi: ∂L/∂x=2x+λ=0, ∂L/∂y=2y+λ=0. Print nilai λ.</w:t>
+        <w:t xml:space="preserve">Untuk masalah sebelumnya (min x²+y² s·t. x+y=4), hitung multiplier λ dari Lagrangian L=x²+y²+λ(x+y-4). Solusi: ∂L/∂x=2x+λ=0, ∂L/∂y=2y+λ=0. Print nilai λ.</w:t>
       </w:r>
     </w:p>
     <w:p>
@@ -8252,7 +9461,119 @@
           <w:i w:val="0"/>
           <w:sz w:val="22"/>
         </w:rPr>
-        <w:t>Lakukan 1 iterasi gradient descent untuk f(x)=x² mulai dari x0=5 dengan step size α=0,3. Formula: x1=x0-α·f'(x0). Print x1.</w:t>
+        <w:t xml:space="preserve">Lakukan 1 iterasi gradient descent untuk f(x)=x² mulai dari </w:t>
+      </w:r>
+      <w:r>
+        <w:rPr>
+          <w:rFonts w:ascii="Arial" w:hAnsi="Arial" w:cs="Arial"/>
+          <w:b w:val="0"/>
+          <w:i w:val="0"/>
+          <w:sz w:val="22"/>
+        </w:rPr>
+        <w:t xml:space="preserve">x</w:t>
+      </w:r>
+      <w:r>
+        <w:rPr>
+          <w:rFonts w:ascii="Arial" w:hAnsi="Arial" w:cs="Arial"/>
+          <w:b w:val="0"/>
+          <w:i w:val="0"/>
+          <w:sz w:val="22"/>
+          <w:vertAlign w:val="subscript"/>
+        </w:rPr>
+        <w:t xml:space="preserve">0</w:t>
+      </w:r>
+      <w:r>
+        <w:rPr>
+          <w:rFonts w:ascii="Arial" w:hAnsi="Arial" w:cs="Arial"/>
+          <w:b w:val="0"/>
+          <w:i w:val="0"/>
+          <w:sz w:val="22"/>
+        </w:rPr>
+        <w:t xml:space="preserve">=5 dengan step size α=0,3. Formula: </w:t>
+      </w:r>
+      <w:r>
+        <w:rPr>
+          <w:rFonts w:ascii="Arial" w:hAnsi="Arial" w:cs="Arial"/>
+          <w:b w:val="0"/>
+          <w:i w:val="0"/>
+          <w:sz w:val="22"/>
+        </w:rPr>
+        <w:t xml:space="preserve">x</w:t>
+      </w:r>
+      <w:r>
+        <w:rPr>
+          <w:rFonts w:ascii="Arial" w:hAnsi="Arial" w:cs="Arial"/>
+          <w:b w:val="0"/>
+          <w:i w:val="0"/>
+          <w:sz w:val="22"/>
+          <w:vertAlign w:val="subscript"/>
+        </w:rPr>
+        <w:t xml:space="preserve">1</w:t>
+      </w:r>
+      <w:r>
+        <w:rPr>
+          <w:rFonts w:ascii="Arial" w:hAnsi="Arial" w:cs="Arial"/>
+          <w:b w:val="0"/>
+          <w:i w:val="0"/>
+          <w:sz w:val="22"/>
+        </w:rPr>
+        <w:t xml:space="preserve">=</w:t>
+      </w:r>
+      <w:r>
+        <w:rPr>
+          <w:rFonts w:ascii="Arial" w:hAnsi="Arial" w:cs="Arial"/>
+          <w:b w:val="0"/>
+          <w:i w:val="0"/>
+          <w:sz w:val="22"/>
+        </w:rPr>
+        <w:t xml:space="preserve">x</w:t>
+      </w:r>
+      <w:r>
+        <w:rPr>
+          <w:rFonts w:ascii="Arial" w:hAnsi="Arial" w:cs="Arial"/>
+          <w:b w:val="0"/>
+          <w:i w:val="0"/>
+          <w:sz w:val="22"/>
+          <w:vertAlign w:val="subscript"/>
+        </w:rPr>
+        <w:t xml:space="preserve">0</w:t>
+      </w:r>
+      <w:r>
+        <w:rPr>
+          <w:rFonts w:ascii="Arial" w:hAnsi="Arial" w:cs="Arial"/>
+          <w:b w:val="0"/>
+          <w:i w:val="0"/>
+          <w:sz w:val="22"/>
+        </w:rPr>
+        <w:t xml:space="preserve">-α·f'(</w:t>
+      </w:r>
+      <w:r>
+        <w:rPr>
+          <w:rFonts w:ascii="Arial" w:hAnsi="Arial" w:cs="Arial"/>
+          <w:b w:val="0"/>
+          <w:i w:val="0"/>
+          <w:sz w:val="22"/>
+        </w:rPr>
+        <w:t xml:space="preserve">x</w:t>
+      </w:r>
+      <w:r>
+        <w:rPr>
+          <w:rFonts w:ascii="Arial" w:hAnsi="Arial" w:cs="Arial"/>
+          <w:b w:val="0"/>
+          <w:i w:val="0"/>
+          <w:sz w:val="22"/>
+          <w:vertAlign w:val="subscript"/>
+        </w:rPr>
+        <w:t xml:space="preserve">0</w:t>
+      </w:r>
+      <w:r>
+        <w:rPr>
+          <w:rFonts w:ascii="Arial" w:hAnsi="Arial" w:cs="Arial"/>
+          <w:b w:val="0"/>
+          <w:i w:val="0"/>
+          <w:sz w:val="22"/>
+        </w:rPr>
+        <w:t xml:space="preserve">). Print x1.</w:t>
       </w:r>
     </w:p>
     <w:p>
@@ -8288,7 +9609,100 @@
           <w:color w:val="333333"/>
           <w:sz w:val="21"/>
         </w:rPr>
-        <w:t>Turunan f'(x)=2x; terapkan rumus update x1=x0-α·f'(x0) dengan nilai x0 dan α dari soal.</w:t>
+        <w:t xml:space="preserve">Turunan f'(x)=2x; terapkan rumus update </w:t>
+      </w:r>
+      <w:r>
+        <w:rPr>
+          <w:rFonts w:ascii="Arial" w:hAnsi="Arial" w:cs="Arial"/>
+          <w:b w:val="0"/>
+          <w:i w:val="0"/>
+          <w:color w:val="333333"/>
+          <w:sz w:val="21"/>
+        </w:rPr>
+        <w:t xml:space="preserve">x</w:t>
+      </w:r>
+      <w:r>
+        <w:rPr>
+          <w:rFonts w:ascii="Arial" w:hAnsi="Arial" w:cs="Arial"/>
+          <w:b w:val="0"/>
+          <w:i w:val="0"/>
+          <w:color w:val="333333"/>
+          <w:sz w:val="21"/>
+          <w:vertAlign w:val="subscript"/>
+        </w:rPr>
+        <w:t xml:space="preserve">1</w:t>
+      </w:r>
+      <w:r>
+        <w:rPr>
+          <w:rFonts w:ascii="Arial" w:hAnsi="Arial" w:cs="Arial"/>
+          <w:b w:val="0"/>
+          <w:i w:val="0"/>
+          <w:color w:val="333333"/>
+          <w:sz w:val="21"/>
+        </w:rPr>
+        <w:t xml:space="preserve">=</w:t>
+      </w:r>
+      <w:r>
+        <w:rPr>
+          <w:rFonts w:ascii="Arial" w:hAnsi="Arial" w:cs="Arial"/>
+          <w:b w:val="0"/>
+          <w:i w:val="0"/>
+          <w:color w:val="333333"/>
+          <w:sz w:val="21"/>
+        </w:rPr>
+        <w:t xml:space="preserve">x</w:t>
+      </w:r>
+      <w:r>
+        <w:rPr>
+          <w:rFonts w:ascii="Arial" w:hAnsi="Arial" w:cs="Arial"/>
+          <w:b w:val="0"/>
+          <w:i w:val="0"/>
+          <w:color w:val="333333"/>
+          <w:sz w:val="21"/>
+          <w:vertAlign w:val="subscript"/>
+        </w:rPr>
+        <w:t xml:space="preserve">0</w:t>
+      </w:r>
+      <w:r>
+        <w:rPr>
+          <w:rFonts w:ascii="Arial" w:hAnsi="Arial" w:cs="Arial"/>
+          <w:b w:val="0"/>
+          <w:i w:val="0"/>
+          <w:color w:val="333333"/>
+          <w:sz w:val="21"/>
+        </w:rPr>
+        <w:t xml:space="preserve">-α·f'(</w:t>
+      </w:r>
+      <w:r>
+        <w:rPr>
+          <w:rFonts w:ascii="Arial" w:hAnsi="Arial" w:cs="Arial"/>
+          <w:b w:val="0"/>
+          <w:i w:val="0"/>
+          <w:color w:val="333333"/>
+          <w:sz w:val="21"/>
+        </w:rPr>
+        <w:t xml:space="preserve">x</w:t>
+      </w:r>
+      <w:r>
+        <w:rPr>
+          <w:rFonts w:ascii="Arial" w:hAnsi="Arial" w:cs="Arial"/>
+          <w:b w:val="0"/>
+          <w:i w:val="0"/>
+          <w:color w:val="333333"/>
+          <w:sz w:val="21"/>
+          <w:vertAlign w:val="subscript"/>
+        </w:rPr>
+        <w:t xml:space="preserve">0</w:t>
+      </w:r>
+      <w:r>
+        <w:rPr>
+          <w:rFonts w:ascii="Arial" w:hAnsi="Arial" w:cs="Arial"/>
+          <w:b w:val="0"/>
+          <w:i w:val="0"/>
+          <w:color w:val="333333"/>
+          <w:sz w:val="21"/>
+        </w:rPr>
+        <w:t xml:space="preserve">) dengan nilai x0 dan α dari soal.</w:t>
       </w:r>
     </w:p>
     <w:p>
@@ -8312,7 +9726,147 @@
           <w:i w:val="0"/>
           <w:sz w:val="22"/>
         </w:rPr>
-        <w:t>Untuk fungsi f(x)=x⁴-4x²+5, hitung 1 step Newton's method mulai dari x0=3 dengan formula x1=x0-f'(x0)/f''(x0). Print x1.</w:t>
+        <w:t xml:space="preserve">Untuk fungsi f(x)=x⁴-4x²+5, hitung 1 step Newton's method mulai dari </w:t>
+      </w:r>
+      <w:r>
+        <w:rPr>
+          <w:rFonts w:ascii="Arial" w:hAnsi="Arial" w:cs="Arial"/>
+          <w:b w:val="0"/>
+          <w:i w:val="0"/>
+          <w:sz w:val="22"/>
+        </w:rPr>
+        <w:t xml:space="preserve">x</w:t>
+      </w:r>
+      <w:r>
+        <w:rPr>
+          <w:rFonts w:ascii="Arial" w:hAnsi="Arial" w:cs="Arial"/>
+          <w:b w:val="0"/>
+          <w:i w:val="0"/>
+          <w:sz w:val="22"/>
+          <w:vertAlign w:val="subscript"/>
+        </w:rPr>
+        <w:t xml:space="preserve">0</w:t>
+      </w:r>
+      <w:r>
+        <w:rPr>
+          <w:rFonts w:ascii="Arial" w:hAnsi="Arial" w:cs="Arial"/>
+          <w:b w:val="0"/>
+          <w:i w:val="0"/>
+          <w:sz w:val="22"/>
+        </w:rPr>
+        <w:t xml:space="preserve">=3 dengan formula </w:t>
+      </w:r>
+      <w:r>
+        <w:rPr>
+          <w:rFonts w:ascii="Arial" w:hAnsi="Arial" w:cs="Arial"/>
+          <w:b w:val="0"/>
+          <w:i w:val="0"/>
+          <w:sz w:val="22"/>
+        </w:rPr>
+        <w:t xml:space="preserve">x</w:t>
+      </w:r>
+      <w:r>
+        <w:rPr>
+          <w:rFonts w:ascii="Arial" w:hAnsi="Arial" w:cs="Arial"/>
+          <w:b w:val="0"/>
+          <w:i w:val="0"/>
+          <w:sz w:val="22"/>
+          <w:vertAlign w:val="subscript"/>
+        </w:rPr>
+        <w:t xml:space="preserve">1</w:t>
+      </w:r>
+      <w:r>
+        <w:rPr>
+          <w:rFonts w:ascii="Arial" w:hAnsi="Arial" w:cs="Arial"/>
+          <w:b w:val="0"/>
+          <w:i w:val="0"/>
+          <w:sz w:val="22"/>
+        </w:rPr>
+        <w:t xml:space="preserve">=</w:t>
+      </w:r>
+      <w:r>
+        <w:rPr>
+          <w:rFonts w:ascii="Arial" w:hAnsi="Arial" w:cs="Arial"/>
+          <w:b w:val="0"/>
+          <w:i w:val="0"/>
+          <w:sz w:val="22"/>
+        </w:rPr>
+        <w:t xml:space="preserve">x</w:t>
+      </w:r>
+      <w:r>
+        <w:rPr>
+          <w:rFonts w:ascii="Arial" w:hAnsi="Arial" w:cs="Arial"/>
+          <w:b w:val="0"/>
+          <w:i w:val="0"/>
+          <w:sz w:val="22"/>
+          <w:vertAlign w:val="subscript"/>
+        </w:rPr>
+        <w:t xml:space="preserve">0</w:t>
+      </w:r>
+      <w:r>
+        <w:rPr>
+          <w:rFonts w:ascii="Arial" w:hAnsi="Arial" w:cs="Arial"/>
+          <w:b w:val="0"/>
+          <w:i w:val="0"/>
+          <w:sz w:val="22"/>
+        </w:rPr>
+        <w:t xml:space="preserve">-f'(</w:t>
+      </w:r>
+      <w:r>
+        <w:rPr>
+          <w:rFonts w:ascii="Arial" w:hAnsi="Arial" w:cs="Arial"/>
+          <w:b w:val="0"/>
+          <w:i w:val="0"/>
+          <w:sz w:val="22"/>
+        </w:rPr>
+        <w:t xml:space="preserve">x</w:t>
+      </w:r>
+      <w:r>
+        <w:rPr>
+          <w:rFonts w:ascii="Arial" w:hAnsi="Arial" w:cs="Arial"/>
+          <w:b w:val="0"/>
+          <w:i w:val="0"/>
+          <w:sz w:val="22"/>
+          <w:vertAlign w:val="subscript"/>
+        </w:rPr>
+        <w:t xml:space="preserve">0</w:t>
+      </w:r>
+      <w:r>
+        <w:rPr>
+          <w:rFonts w:ascii="Arial" w:hAnsi="Arial" w:cs="Arial"/>
+          <w:b w:val="0"/>
+          <w:i w:val="0"/>
+          <w:sz w:val="22"/>
+        </w:rPr>
+        <w:t xml:space="preserve">)/f''(</w:t>
+      </w:r>
+      <w:r>
+        <w:rPr>
+          <w:rFonts w:ascii="Arial" w:hAnsi="Arial" w:cs="Arial"/>
+          <w:b w:val="0"/>
+          <w:i w:val="0"/>
+          <w:sz w:val="22"/>
+        </w:rPr>
+        <w:t xml:space="preserve">x</w:t>
+      </w:r>
+      <w:r>
+        <w:rPr>
+          <w:rFonts w:ascii="Arial" w:hAnsi="Arial" w:cs="Arial"/>
+          <w:b w:val="0"/>
+          <w:i w:val="0"/>
+          <w:sz w:val="22"/>
+          <w:vertAlign w:val="subscript"/>
+        </w:rPr>
+        <w:t xml:space="preserve">0</w:t>
+      </w:r>
+      <w:r>
+        <w:rPr>
+          <w:rFonts w:ascii="Arial" w:hAnsi="Arial" w:cs="Arial"/>
+          <w:b w:val="0"/>
+          <w:i w:val="0"/>
+          <w:sz w:val="22"/>
+        </w:rPr>
+        <w:t xml:space="preserve">). Print x1.</w:t>
       </w:r>
     </w:p>
     <w:p>
@@ -8348,7 +9902,162 @@
           <w:color w:val="333333"/>
           <w:sz w:val="21"/>
         </w:rPr>
-        <w:t>Turunkan f'(x)=4x³-8x dan f''(x)=12x²-8, evaluasi di x0, lalu terapkan update Newton x1=x0-f'(x0)/f''(x0).</w:t>
+        <w:t xml:space="preserve">Turunkan f'(x)=4x³-8x dan f''(x)=12x²-8, evaluasi di </w:t>
+      </w:r>
+      <w:r>
+        <w:rPr>
+          <w:rFonts w:ascii="Arial" w:hAnsi="Arial" w:cs="Arial"/>
+          <w:b w:val="0"/>
+          <w:i w:val="0"/>
+          <w:color w:val="333333"/>
+          <w:sz w:val="21"/>
+        </w:rPr>
+        <w:t xml:space="preserve">x</w:t>
+      </w:r>
+      <w:r>
+        <w:rPr>
+          <w:rFonts w:ascii="Arial" w:hAnsi="Arial" w:cs="Arial"/>
+          <w:b w:val="0"/>
+          <w:i w:val="0"/>
+          <w:color w:val="333333"/>
+          <w:sz w:val="21"/>
+          <w:vertAlign w:val="subscript"/>
+        </w:rPr>
+        <w:t xml:space="preserve">0</w:t>
+      </w:r>
+      <w:r>
+        <w:rPr>
+          <w:rFonts w:ascii="Arial" w:hAnsi="Arial" w:cs="Arial"/>
+          <w:b w:val="0"/>
+          <w:i w:val="0"/>
+          <w:color w:val="333333"/>
+          <w:sz w:val="21"/>
+        </w:rPr>
+        <w:t xml:space="preserve">, lalu terapkan update Newton </w:t>
+      </w:r>
+      <w:r>
+        <w:rPr>
+          <w:rFonts w:ascii="Arial" w:hAnsi="Arial" w:cs="Arial"/>
+          <w:b w:val="0"/>
+          <w:i w:val="0"/>
+          <w:color w:val="333333"/>
+          <w:sz w:val="21"/>
+        </w:rPr>
+        <w:t xml:space="preserve">x</w:t>
+      </w:r>
+      <w:r>
+        <w:rPr>
+          <w:rFonts w:ascii="Arial" w:hAnsi="Arial" w:cs="Arial"/>
+          <w:b w:val="0"/>
+          <w:i w:val="0"/>
+          <w:color w:val="333333"/>
+          <w:sz w:val="21"/>
+          <w:vertAlign w:val="subscript"/>
+        </w:rPr>
+        <w:t xml:space="preserve">1</w:t>
+      </w:r>
+      <w:r>
+        <w:rPr>
+          <w:rFonts w:ascii="Arial" w:hAnsi="Arial" w:cs="Arial"/>
+          <w:b w:val="0"/>
+          <w:i w:val="0"/>
+          <w:color w:val="333333"/>
+          <w:sz w:val="21"/>
+        </w:rPr>
+        <w:t xml:space="preserve">=</w:t>
+      </w:r>
+      <w:r>
+        <w:rPr>
+          <w:rFonts w:ascii="Arial" w:hAnsi="Arial" w:cs="Arial"/>
+          <w:b w:val="0"/>
+          <w:i w:val="0"/>
+          <w:color w:val="333333"/>
+          <w:sz w:val="21"/>
+        </w:rPr>
+        <w:t xml:space="preserve">x</w:t>
+      </w:r>
+      <w:r>
+        <w:rPr>
+          <w:rFonts w:ascii="Arial" w:hAnsi="Arial" w:cs="Arial"/>
+          <w:b w:val="0"/>
+          <w:i w:val="0"/>
+          <w:color w:val="333333"/>
+          <w:sz w:val="21"/>
+          <w:vertAlign w:val="subscript"/>
+        </w:rPr>
+        <w:t xml:space="preserve">0</w:t>
+      </w:r>
+      <w:r>
+        <w:rPr>
+          <w:rFonts w:ascii="Arial" w:hAnsi="Arial" w:cs="Arial"/>
+          <w:b w:val="0"/>
+          <w:i w:val="0"/>
+          <w:color w:val="333333"/>
+          <w:sz w:val="21"/>
+        </w:rPr>
+        <w:t xml:space="preserve">-f'(</w:t>
+      </w:r>
+      <w:r>
+        <w:rPr>
+          <w:rFonts w:ascii="Arial" w:hAnsi="Arial" w:cs="Arial"/>
+          <w:b w:val="0"/>
+          <w:i w:val="0"/>
+          <w:color w:val="333333"/>
+          <w:sz w:val="21"/>
+        </w:rPr>
+        <w:t xml:space="preserve">x</w:t>
+      </w:r>
+      <w:r>
+        <w:rPr>
+          <w:rFonts w:ascii="Arial" w:hAnsi="Arial" w:cs="Arial"/>
+          <w:b w:val="0"/>
+          <w:i w:val="0"/>
+          <w:color w:val="333333"/>
+          <w:sz w:val="21"/>
+          <w:vertAlign w:val="subscript"/>
+        </w:rPr>
+        <w:t xml:space="preserve">0</w:t>
+      </w:r>
+      <w:r>
+        <w:rPr>
+          <w:rFonts w:ascii="Arial" w:hAnsi="Arial" w:cs="Arial"/>
+          <w:b w:val="0"/>
+          <w:i w:val="0"/>
+          <w:color w:val="333333"/>
+          <w:sz w:val="21"/>
+        </w:rPr>
+        <w:t xml:space="preserve">)/f''(</w:t>
+      </w:r>
+      <w:r>
+        <w:rPr>
+          <w:rFonts w:ascii="Arial" w:hAnsi="Arial" w:cs="Arial"/>
+          <w:b w:val="0"/>
+          <w:i w:val="0"/>
+          <w:color w:val="333333"/>
+          <w:sz w:val="21"/>
+        </w:rPr>
+        <w:t xml:space="preserve">x</w:t>
+      </w:r>
+      <w:r>
+        <w:rPr>
+          <w:rFonts w:ascii="Arial" w:hAnsi="Arial" w:cs="Arial"/>
+          <w:b w:val="0"/>
+          <w:i w:val="0"/>
+          <w:color w:val="333333"/>
+          <w:sz w:val="21"/>
+          <w:vertAlign w:val="subscript"/>
+        </w:rPr>
+        <w:t xml:space="preserve">0</w:t>
+      </w:r>
+      <w:r>
+        <w:rPr>
+          <w:rFonts w:ascii="Arial" w:hAnsi="Arial" w:cs="Arial"/>
+          <w:b w:val="0"/>
+          <w:i w:val="0"/>
+          <w:color w:val="333333"/>
+          <w:sz w:val="21"/>
+        </w:rPr>
+        <w:t xml:space="preserve">).</w:t>
       </w:r>
     </w:p>
     <w:p>
@@ -8432,7 +10141,35 @@
           <w:i w:val="0"/>
           <w:sz w:val="22"/>
         </w:rPr>
-        <w:t>Selesaikan NLP berkendala dengan bounds: min f(x,y)=(x-2)²+(y-3)² s.t. 0≤x≤1, 0≤y≤5. Pakai method='L-BFGS-B', x0=[0.5,0.5]. Print x optimal.</w:t>
+        <w:t xml:space="preserve">Selesaikan NLP berkendala dengan bounds: min f(x,y)=(x-2)²+(y-3)² s·t. 0≤x≤1, 0≤y≤5. Pakai method='L-BFGS-B', </w:t>
+      </w:r>
+      <w:r>
+        <w:rPr>
+          <w:rFonts w:ascii="Arial" w:hAnsi="Arial" w:cs="Arial"/>
+          <w:b w:val="0"/>
+          <w:i w:val="0"/>
+          <w:sz w:val="22"/>
+        </w:rPr>
+        <w:t xml:space="preserve">x</w:t>
+      </w:r>
+      <w:r>
+        <w:rPr>
+          <w:rFonts w:ascii="Arial" w:hAnsi="Arial" w:cs="Arial"/>
+          <w:b w:val="0"/>
+          <w:i w:val="0"/>
+          <w:sz w:val="22"/>
+          <w:vertAlign w:val="subscript"/>
+        </w:rPr>
+        <w:t xml:space="preserve">0</w:t>
+      </w:r>
+      <w:r>
+        <w:rPr>
+          <w:rFonts w:ascii="Arial" w:hAnsi="Arial" w:cs="Arial"/>
+          <w:b w:val="0"/>
+          <w:i w:val="0"/>
+          <w:sz w:val="22"/>
+        </w:rPr>
+        <w:t xml:space="preserve">=[0.5,0.5]. Print x optimal.</w:t>
       </w:r>
     </w:p>
     <w:p>
@@ -8492,7 +10229,7 @@
           <w:i w:val="0"/>
           <w:sz w:val="22"/>
         </w:rPr>
-        <w:t>Penalty method: untuk min f(x)=x² s.t. x≥2, formulasi penalty F(x)=x²+ρ·max(0,2-x)². Hitung F(1.5) dengan ρ=100. Print nilainya.</w:t>
+        <w:t xml:space="preserve">Penalty method: untuk min f(x)=x² s·t. x≥2, formulasi penalty F(x)=x²+ρ·max(0,2-x)². Hitung F(1.5) dengan ρ=100. Print nilainya.</w:t>
       </w:r>
     </w:p>
     <w:p>
@@ -8583,7 +10320,35 @@
           <w:i w:val="0"/>
           <w:sz w:val="22"/>
         </w:rPr>
-        <w:t>Rosenbrock Function, benchmark NLP klasik: f(x,y)=(1-x)²+100(y-x²)². Selesaikan dengan scipy.minimize method BFGS, x0=[-1.2, 1.0]. Print x* + y* (jumlah dari koordinat minimum yang ditemukan optimizer).</w:t>
+        <w:t xml:space="preserve">Rosenbrock Function, benchmark NLP klasik: f(x,y)=(1-x)²+100(y-x²)². Selesaikan dengan scipy.minimize method BFGS, </w:t>
+      </w:r>
+      <w:r>
+        <w:rPr>
+          <w:rFonts w:ascii="Arial" w:hAnsi="Arial" w:cs="Arial"/>
+          <w:b w:val="0"/>
+          <w:i w:val="0"/>
+          <w:sz w:val="22"/>
+        </w:rPr>
+        <w:t xml:space="preserve">x</w:t>
+      </w:r>
+      <w:r>
+        <w:rPr>
+          <w:rFonts w:ascii="Arial" w:hAnsi="Arial" w:cs="Arial"/>
+          <w:b w:val="0"/>
+          <w:i w:val="0"/>
+          <w:sz w:val="22"/>
+          <w:vertAlign w:val="subscript"/>
+        </w:rPr>
+        <w:t xml:space="preserve">0</w:t>
+      </w:r>
+      <w:r>
+        <w:rPr>
+          <w:rFonts w:ascii="Arial" w:hAnsi="Arial" w:cs="Arial"/>
+          <w:b w:val="0"/>
+          <w:i w:val="0"/>
+          <w:sz w:val="22"/>
+        </w:rPr>
+        <w:t xml:space="preserve">=[-1.2, 1.0]. Print x* + y·(jumlah dari koordinat minimum yang ditemukan optimizer).</w:t>
       </w:r>
     </w:p>
     <w:p>
@@ -8643,7 +10408,7 @@
           <w:i w:val="0"/>
           <w:sz w:val="22"/>
         </w:rPr>
-        <w:t>Tangki Silinder Volume Tetap: cari R, H untuk min surface area f=2πR²+2πRH s.t. volume πR²H=1,0 m³. Pakai method=SLSQP. Print R* (radius optimal, m).</w:t>
+        <w:t xml:space="preserve">Tangki Silinder Volume Tetap: cari R, H untuk min surface area f=2πR²+2πRH s·t. volume πR²H=1,0 m³. Pakai method=SLSQP. Print R·(radius optimal, m).</w:t>
       </w:r>
     </w:p>
     <w:p>
@@ -8703,7 +10468,7 @@
           <w:i w:val="0"/>
           <w:sz w:val="22"/>
         </w:rPr>
-        <w:t>Penalty Method Convergence: untuk min f(x)=x² s.t. x≥2, formulasi penalty F(x)=x²+ρ·max(0,2-x)². Solve untuk ρ=1, 10, 100 dengan scipy.minimize. Print x* untuk ρ=100.</w:t>
+        <w:t xml:space="preserve">Penalty Method Convergence: untuk min f(x)=x² s·t. x≥2, formulasi penalty F(x)=x²+ρ·max(0,2-x)². Solve untuk ρ=1, 10, 100 dengan scipy.minimize. Print x·untuk ρ=100.</w:t>
       </w:r>
     </w:p>
     <w:p>
@@ -8739,7 +10504,7 @@
           <w:color w:val="333333"/>
           <w:sz w:val="21"/>
         </w:rPr>
-        <w:t>Untuk tiap ρ, minimkan F(x)=x²+ρ·max(0,2-x)² dengan minimize lalu baca res.x; makin besar ρ, x* makin mendekati constraint binding x=2.</w:t>
+        <w:t xml:space="preserve">Untuk tiap ρ, minimkan F(x)=x²+ρ·max(0,2-x)² dengan minimize lalu baca res.x; makin besar ρ, x·makin mendekati constraint binding x=2.</w:t>
       </w:r>
     </w:p>
     <w:p>
@@ -8823,7 +10588,63 @@
           <w:i w:val="0"/>
           <w:sz w:val="22"/>
         </w:rPr>
-        <w:t>Pegas Coil Engineering Design: min mass m=ρ·π·(d²/4)·(πD)·N dengan ρ=7,85e-6 kg/mm³, D=50 mm, F=500 N. Kendala: τ_max=8FD/(πd³)≤600 MPa, δ=8FD³N/(Gd⁴)≥25 mm (G=79300 MPa), L≥N·d. Bounds: d∈[2,15], N∈[5,30], L∈[50,200]. Pakai SLSQP. Print massa minimum (gram, x0=[8,12,120]).</w:t>
+        <w:t xml:space="preserve">Pegas Coil Engineering Design: min mass m=ρ·π·(d²/4)·(πD)·N dengan ρ=7,85e-6 kg/mm³, D=50 mm, F=500 N. Kendala: </w:t>
+      </w:r>
+      <w:r>
+        <w:rPr>
+          <w:rFonts w:ascii="Arial" w:hAnsi="Arial" w:cs="Arial"/>
+          <w:b w:val="0"/>
+          <w:i w:val="0"/>
+          <w:sz w:val="22"/>
+        </w:rPr>
+        <w:t xml:space="preserve">τ</w:t>
+      </w:r>
+      <w:r>
+        <w:rPr>
+          <w:rFonts w:ascii="Arial" w:hAnsi="Arial" w:cs="Arial"/>
+          <w:b w:val="0"/>
+          <w:i w:val="0"/>
+          <w:sz w:val="22"/>
+          <w:vertAlign w:val="subscript"/>
+        </w:rPr>
+        <w:t xml:space="preserve">max</w:t>
+      </w:r>
+      <w:r>
+        <w:rPr>
+          <w:rFonts w:ascii="Arial" w:hAnsi="Arial" w:cs="Arial"/>
+          <w:b w:val="0"/>
+          <w:i w:val="0"/>
+          <w:sz w:val="22"/>
+        </w:rPr>
+        <w:t xml:space="preserve">=8FD/(πd³)≤600 MPa, δ=8FD³N/(Gd⁴)≥25 mm (G=79300 MPa), L≥N·d. Bounds: d∈[2,15], N∈[5,30], L∈[50,200]. Pakai SLSQP. Print massa minimum (gram, </w:t>
+      </w:r>
+      <w:r>
+        <w:rPr>
+          <w:rFonts w:ascii="Arial" w:hAnsi="Arial" w:cs="Arial"/>
+          <w:b w:val="0"/>
+          <w:i w:val="0"/>
+          <w:sz w:val="22"/>
+        </w:rPr>
+        <w:t xml:space="preserve">x</w:t>
+      </w:r>
+      <w:r>
+        <w:rPr>
+          <w:rFonts w:ascii="Arial" w:hAnsi="Arial" w:cs="Arial"/>
+          <w:b w:val="0"/>
+          <w:i w:val="0"/>
+          <w:sz w:val="22"/>
+          <w:vertAlign w:val="subscript"/>
+        </w:rPr>
+        <w:t xml:space="preserve">0</w:t>
+      </w:r>
+      <w:r>
+        <w:rPr>
+          <w:rFonts w:ascii="Arial" w:hAnsi="Arial" w:cs="Arial"/>
+          <w:b w:val="0"/>
+          <w:i w:val="0"/>
+          <w:sz w:val="22"/>
+        </w:rPr>
+        <w:t xml:space="preserve">=[8,12,120]).</w:t>
       </w:r>
     </w:p>
     <w:p>

--- a/Optimalisasi-dan-Automasi/Modul-Word/Modul-9-Optimasi-Non-Linear-Gradient-dan-Constraint-Handling.docx
+++ b/Optimalisasi-dan-Automasi/Modul-Word/Modul-9-Optimasi-Non-Linear-Gradient-dan-Constraint-Handling.docx
@@ -4952,7 +4952,7 @@
           <w:i w:val="0"/>
           <w:sz w:val="22"/>
         </w:rPr>
-        <w:t xml:space="preserve">L(x,λ)=f(x)+λᵀ·h(x)+μᵀ·g(x); turunan Lagrangian terhadap x memberi syarat stasioner, dan ∂f*/∂b=-λ·menghubungkan multiplier dengan sensitivitas terhadap RHS kendala.</w:t>
+        <w:t>L(x,λ)=f(x)+λᵀ·h(x)+μᵀ·g(x); turunan Lagrangian terhadap x memberi syarat stasioner, dan ∂f*/∂b=-λ* menghubungkan multiplier dengan sensitivitas terhadap RHS kendala.</w:t>
       </w:r>
     </w:p>
     <w:p>
@@ -7036,7 +7036,7 @@
           <w:color w:val="444444"/>
           <w:sz w:val="20"/>
         </w:rPr>
-        <w:t xml:space="preserve">Gambar 7. Penalty method: F(x)=x²+ρ·max(0,2-x)² untuk ρ=1, 10, 100; solusi x·semakin mendekati batas kendala x=2 saat ρ membesar.</w:t>
+        <w:t>Gambar 7. Penalty method: F(x)=x²+ρ·max(0,2-x)² untuk ρ=1, 10, 100; solusi x* semakin mendekati batas kendala x=2 saat ρ membesar.</w:t>
       </w:r>
     </w:p>
     <w:p>
@@ -9341,7 +9341,7 @@
           <w:i w:val="0"/>
           <w:sz w:val="22"/>
         </w:rPr>
-        <w:t xml:space="preserve">Selesaikan NLP berkendala min f(x,y)=x²+y² s·t. x+y=4. Pakai method='SLSQP' dengan constraints={'type':'eq', 'fun': lambda x: x[0]+x[1]-4}. Print x optimal (x[0]).</w:t>
+        <w:t>Selesaikan NLP berkendala min f(x,y)=x²+y² s.t. x+y=4. Pakai method='SLSQP' dengan constraints={'type':'eq', 'fun': lambda x: x[0]+x[1]-4}. Print x optimal (x[0]).</w:t>
       </w:r>
     </w:p>
     <w:p>
@@ -10348,7 +10348,7 @@
           <w:i w:val="0"/>
           <w:sz w:val="22"/>
         </w:rPr>
-        <w:t xml:space="preserve">=[-1.2, 1.0]. Print x* + y·(jumlah dari koordinat minimum yang ditemukan optimizer).</w:t>
+        <w:t xml:space="preserve">=[-1.2, 1.0]. Print x* + y* (jumlah dari koordinat minimum yang ditemukan optimizer).</w:t>
       </w:r>
     </w:p>
     <w:p>
@@ -10408,7 +10408,7 @@
           <w:i w:val="0"/>
           <w:sz w:val="22"/>
         </w:rPr>
-        <w:t xml:space="preserve">Tangki Silinder Volume Tetap: cari R, H untuk min surface area f=2πR²+2πRH s·t. volume πR²H=1,0 m³. Pakai method=SLSQP. Print R·(radius optimal, m).</w:t>
+        <w:t xml:space="preserve">Tangki Silinder Volume Tetap: cari R, H untuk min surface area f=2πR²+2πRH s·t. volume πR²H=1,0 m³. Pakai method=SLSQP. Print R* (radius optimal, m).</w:t>
       </w:r>
     </w:p>
     <w:p>
@@ -10468,7 +10468,7 @@
           <w:i w:val="0"/>
           <w:sz w:val="22"/>
         </w:rPr>
-        <w:t xml:space="preserve">Penalty Method Convergence: untuk min f(x)=x² s·t. x≥2, formulasi penalty F(x)=x²+ρ·max(0,2-x)². Solve untuk ρ=1, 10, 100 dengan scipy.minimize. Print x·untuk ρ=100.</w:t>
+        <w:t xml:space="preserve">Penalty Method Convergence: untuk min f(x)=x² s·t. x≥2, formulasi penalty F(x)=x²+ρ·max(0,2-x)². Solve untuk ρ=1, 10, 100 dengan scipy.minimize. Print x* untuk ρ=100.</w:t>
       </w:r>
     </w:p>
     <w:p>
@@ -10504,7 +10504,7 @@
           <w:color w:val="333333"/>
           <w:sz w:val="21"/>
         </w:rPr>
-        <w:t xml:space="preserve">Untuk tiap ρ, minimkan F(x)=x²+ρ·max(0,2-x)² dengan minimize lalu baca res.x; makin besar ρ, x·makin mendekati constraint binding x=2.</w:t>
+        <w:t>Untuk tiap ρ, minimkan F(x)=x²+ρ·max(0,2-x)² dengan minimize lalu baca res.x; makin besar ρ, x* makin mendekati constraint binding x=2.</w:t>
       </w:r>
     </w:p>
     <w:p>

--- a/Optimalisasi-dan-Automasi/Modul-Word/Modul-9-Optimasi-Non-Linear-Gradient-dan-Constraint-Handling.docx
+++ b/Optimalisasi-dan-Automasi/Modul-Word/Modul-9-Optimasi-Non-Linear-Gradient-dan-Constraint-Handling.docx
@@ -2868,8 +2868,11 @@
     </w:p>
     <w:p>
       <w:pPr>
+        <w:tabs>
+          <w:tab w:val="center" w:pos="4393"/>
+          <w:tab w:val="right" w:pos="8787"/>
+        </w:tabs>
         <w:spacing w:before="40" w:after="120"/>
-        <w:jc w:val="center"/>
       </w:pPr>
       <w:r>
         <w:rPr>
@@ -2879,7 +2882,7 @@
           <w:color w:val="305496"/>
           <w:sz w:val="22"/>
         </w:rPr>
-        <w:t>x0 (initial guess)      dk = -∇f(xk) (direction)      αk (step size)      berhenti saat ‖∇f‖ &lt; ε</w:t>
+        <w:tab/>
       </w:r>
       <w:r>
         <w:rPr>
@@ -2889,7 +2892,18 @@
           <w:color w:val="305496"/>
           <w:sz w:val="22"/>
         </w:rPr>
-        <w:t xml:space="preserve">   (1)</w:t>
+        <w:t>x0 (initial guess)      dk = -∇f(xk) (direction)      αk (step size)      berhenti saat ‖∇f‖ &lt; ε</w:t>
+      </w:r>
+      <w:r>
+        <w:rPr>
+          <w:rFonts w:ascii="Arial" w:hAnsi="Arial" w:cs="Arial"/>
+          <w:b/>
+          <w:i/>
+          <w:color w:val="305496"/>
+          <w:sz w:val="22"/>
+        </w:rPr>
+        <w:tab/>
+        <w:t xml:space="preserve">(1)</w:t>
       </w:r>
     </w:p>
     <w:p>
@@ -3561,8 +3575,11 @@
     </w:p>
     <w:p>
       <w:pPr>
+        <w:tabs>
+          <w:tab w:val="center" w:pos="4393"/>
+          <w:tab w:val="right" w:pos="8787"/>
+        </w:tabs>
         <w:spacing w:before="40" w:after="120"/>
-        <w:jc w:val="center"/>
       </w:pPr>
       <w:r>
         <w:rPr>
@@ -3572,7 +3589,7 @@
           <w:color w:val="305496"/>
           <w:sz w:val="22"/>
         </w:rPr>
-        <w:t xml:space="preserve">Newton: dk = -[∇²f]⁻¹·∇f      BFGS update: B</w:t>
+        <w:tab/>
       </w:r>
       <w:r>
         <w:rPr>
@@ -3581,9 +3598,8 @@
           <w:i/>
           <w:color w:val="305496"/>
           <w:sz w:val="22"/>
-          <w:vertAlign w:val="subscript"/>
-        </w:rPr>
-        <w:t xml:space="preserve">k+1</w:t>
+        </w:rPr>
+        <w:t xml:space="preserve">Newton: dk = -[∇²f]⁻¹·∇f      BFGS update: B</w:t>
       </w:r>
       <w:r>
         <w:rPr>
@@ -3592,8 +3608,9 @@
           <w:i/>
           <w:color w:val="305496"/>
           <w:sz w:val="22"/>
-        </w:rPr>
-        <w:t xml:space="preserve"> ≈ Bk + koreksi(sk,yk)      L-BFGS: simpan m pasangan terakhir</w:t>
+          <w:vertAlign w:val="subscript"/>
+        </w:rPr>
+        <w:t xml:space="preserve">k+1</w:t>
       </w:r>
       <w:r>
         <w:rPr>
@@ -3603,7 +3620,18 @@
           <w:color w:val="305496"/>
           <w:sz w:val="22"/>
         </w:rPr>
-        <w:t xml:space="preserve">   (2)</w:t>
+        <w:t xml:space="preserve"> ≈ Bk + koreksi(sk,yk)      L-BFGS: simpan m pasangan terakhir</w:t>
+      </w:r>
+      <w:r>
+        <w:rPr>
+          <w:rFonts w:ascii="Arial" w:hAnsi="Arial" w:cs="Arial"/>
+          <w:b/>
+          <w:i/>
+          <w:color w:val="305496"/>
+          <w:sz w:val="22"/>
+        </w:rPr>
+        <w:tab/>
+        <w:t xml:space="preserve">(2)</w:t>
       </w:r>
     </w:p>
     <w:p>
@@ -4898,8 +4926,11 @@
     </w:p>
     <w:p>
       <w:pPr>
+        <w:tabs>
+          <w:tab w:val="center" w:pos="4393"/>
+          <w:tab w:val="right" w:pos="8787"/>
+        </w:tabs>
         <w:spacing w:before="40" w:after="120"/>
-        <w:jc w:val="center"/>
       </w:pPr>
       <w:r>
         <w:rPr>
@@ -4909,7 +4940,7 @@
           <w:color w:val="305496"/>
           <w:sz w:val="22"/>
         </w:rPr>
-        <w:t>Stationarity: ∇f+Σλi∇hi+Σμj∇gj=0      Primal feasibility: g(x)≤0, h(x)=0      Dual feasibility: μj≥0      Complementary slackness: μj·gj(x)=0</w:t>
+        <w:tab/>
       </w:r>
       <w:r>
         <w:rPr>
@@ -4919,7 +4950,18 @@
           <w:color w:val="305496"/>
           <w:sz w:val="22"/>
         </w:rPr>
-        <w:t xml:space="preserve">   (3)</w:t>
+        <w:t>Stationarity: ∇f+Σλi∇hi+Σμj∇gj=0      Primal feasibility: g(x)≤0, h(x)=0      Dual feasibility: μj≥0      Complementary slackness: μj·gj(x)=0</w:t>
+      </w:r>
+      <w:r>
+        <w:rPr>
+          <w:rFonts w:ascii="Arial" w:hAnsi="Arial" w:cs="Arial"/>
+          <w:b/>
+          <w:i/>
+          <w:color w:val="305496"/>
+          <w:sz w:val="22"/>
+        </w:rPr>
+        <w:tab/>
+        <w:t xml:space="preserve">(3)</w:t>
       </w:r>
     </w:p>
     <w:p>

--- a/Optimalisasi-dan-Automasi/Modul-Word/Modul-9-Optimasi-Non-Linear-Gradient-dan-Constraint-Handling.docx
+++ b/Optimalisasi-dan-Automasi/Modul-Word/Modul-9-Optimasi-Non-Linear-Gradient-dan-Constraint-Handling.docx
@@ -2579,45 +2579,65 @@
     <w:p>
       <w:pPr>
         <w:pBdr>
-          <w:top w:val="single" w:sz="8" w:space="6" w:color="2E9E6B"/>
-          <w:left w:val="single" w:sz="8" w:space="6" w:color="2E9E6B"/>
-          <w:bottom w:val="single" w:sz="8" w:space="6" w:color="2E9E6B"/>
-          <w:right w:val="single" w:sz="8" w:space="6" w:color="2E9E6B"/>
+          <w:top w:val="single" w:sz="6" w:space="10" w:color="BFE3D0"/>
+          <w:left w:val="single" w:sz="24" w:space="12" w:color="1F7A55"/>
+          <w:bottom w:val="single" w:sz="6" w:space="10" w:color="BFE3D0"/>
+          <w:right w:val="single" w:sz="6" w:space="10" w:color="BFE3D0"/>
         </w:pBdr>
-        <w:shd w:val="clear" w:fill="EAF7F0"/>
-        <w:spacing w:before="80" w:after="240"/>
-      </w:pPr>
-      <w:r>
-        <w:rPr>
-          <w:rFonts w:ascii="Arial" w:hAnsi="Arial" w:cs="Arial"/>
-          <w:b/>
-          <w:i w:val="0"/>
-          <w:color w:val="1F3864"/>
-          <w:sz w:val="21"/>
-        </w:rPr>
-        <w:t xml:space="preserve">🔗 Modul Interaktif: </w:t>
+        <w:shd w:val="clear" w:fill="F1FAF5"/>
+        <w:spacing w:before="140" w:after="60" w:line="264" w:lineRule="auto"/>
+        <w:ind w:left="170" w:right="170"/>
+        <w:jc w:val="left"/>
+      </w:pPr>
+      <w:r>
+        <w:rPr>
+          <w:rFonts w:ascii="Arial" w:hAnsi="Arial" w:cs="Arial"/>
+          <w:b/>
+          <w:i w:val="0"/>
+          <w:color w:val="1F7A55"/>
+          <w:sz w:val="17"/>
+          <w:spacing w:val="30"/>
+        </w:rPr>
+        <w:t xml:space="preserve">🔗 MODUL INTERAKTIF</w:t>
+      </w:r>
+      <w:r>
+        <w:br/>
       </w:r>
       <w:hyperlink r:id="rId19">
         <w:r>
           <w:rPr>
             <w:rFonts w:ascii="Arial" w:hAnsi="Arial" w:cs="Arial"/>
-            <w:sz w:val="22"/>
+            <w:b/>
             <w:color w:val="0563C1"/>
+            <w:sz w:val="20"/>
             <w:u w:val="single"/>
-            <w:b/>
           </w:rPr>
           <w:t xml:space="preserve">https://dedik-romahadi.github.io/Mechanical-Engineering-Courses/Optimalisasi-dan-Automasi/Modul/Modul-9.html</w:t>
         </w:r>
       </w:hyperlink>
-      <w:r>
-        <w:rPr>
-          <w:rFonts w:ascii="Arial" w:hAnsi="Arial" w:cs="Arial"/>
-          <w:b w:val="0"/>
-          <w:i w:val="0"/>
-          <w:color w:val="333333"/>
-          <w:sz w:val="20"/>
-        </w:rPr>
-        <w:t>. Pada layar masuk, pilih tombol “👁️ Mode Preview (Tanpa Login)” untuk melihat modul lengkap (animasi, kalkulator interaktif, editor kode Python langsung di browser) tanpa perlu akun. Soal pada Mode Preview bersifat tampilan saja; jawaban benar/salah dan poin tidak aktif.</w:t>
+    </w:p>
+    <w:p>
+      <w:pPr>
+        <w:pBdr>
+          <w:top w:val="single" w:sz="6" w:space="10" w:color="BFE3D0"/>
+          <w:left w:val="single" w:sz="24" w:space="12" w:color="1F7A55"/>
+          <w:bottom w:val="single" w:sz="6" w:space="10" w:color="BFE3D0"/>
+          <w:right w:val="single" w:sz="6" w:space="10" w:color="BFE3D0"/>
+        </w:pBdr>
+        <w:shd w:val="clear" w:fill="F1FAF5"/>
+        <w:spacing w:before="0" w:after="140" w:line="264" w:lineRule="auto"/>
+        <w:ind w:left="170" w:right="170"/>
+        <w:jc w:val="left"/>
+      </w:pPr>
+      <w:r>
+        <w:rPr>
+          <w:rFonts w:ascii="Arial" w:hAnsi="Arial" w:cs="Arial"/>
+          <w:b w:val="0"/>
+          <w:i w:val="0"/>
+          <w:color w:val="44525F"/>
+          <w:sz w:val="19"/>
+        </w:rPr>
+        <w:t xml:space="preserve">Pada layar masuk, pilih tombol “👁️ Mode Preview (Tanpa Login)” untuk melihat modul lengkap (animasi, kalkulator interaktif, editor kode Python langsung di browser) tanpa perlu akun. Soal pada Mode Preview bersifat tampilan saja; jawaban benar/salah dan poin tidak aktif.</w:t>
       </w:r>
     </w:p>
     <w:p>
